--- a/docs/RAPOR1_Sistem_Aciklamasi.docx
+++ b/docs/RAPOR1_Sistem_Aciklamasi.docx
@@ -1987,7 +1987,7 @@
           <w:sz w:val="32"/>
           <w:szCs w:val="32"/>
         </w:rPr>
-        <w:t xml:space="preserve">6. Üç Filtre Modu</w:t>
+        <w:t xml:space="preserve">6. Dört Filtre Modu</w:t>
       </w:r>
     </w:p>
     <w:p>
@@ -1999,7 +1999,7 @@
           <w:sz w:val="22"/>
           <w:szCs w:val="22"/>
         </w:rPr>
-        <w:t xml:space="preserve">Bariyer fonksiyonunun türevi ḣ hesaplanırken engelin hareketinin nasıl ele alındığına göre üç mod tanımladık. Aralarındaki fark tek bir terimde:</w:t>
+        <w:t xml:space="preserve">Bariyer fonksiyonunun türevi ḣ hesaplanırken engelin hareketinin nasıl ele alındığına göre dört mod tanımladık. Aralarındaki fark tek bir terimde:</w:t>
       </w:r>
     </w:p>
     <w:p>
@@ -2020,8 +2020,8 @@
         </w:tblBorders>
       </w:tblPr>
       <w:tblGrid>
-        <w:gridCol w:w="1500"/>
-        <w:gridCol w:w="4900"/>
+        <w:gridCol w:w="1700"/>
+        <w:gridCol w:w="4700"/>
         <w:gridCol w:w="2626"/>
       </w:tblGrid>
       <w:tr>
@@ -2030,7 +2030,7 @@
         </w:trPr>
         <w:tc>
           <w:tcPr>
-            <w:tcW w:type="dxa" w:w="1500"/>
+            <w:tcW w:type="dxa" w:w="1700"/>
             <w:shd w:fill="D9E2F3" w:val="clear"/>
             <w:tcMar>
               <w:top w:type="dxa" w:w="60"/>
@@ -2053,7 +2053,7 @@
         </w:tc>
         <w:tc>
           <w:tcPr>
-            <w:tcW w:type="dxa" w:w="4900"/>
+            <w:tcW w:type="dxa" w:w="4700"/>
             <w:shd w:fill="D9E2F3" w:val="clear"/>
             <w:tcMar>
               <w:top w:type="dxa" w:w="60"/>
@@ -2101,7 +2101,7 @@
       <w:tr>
         <w:tc>
           <w:tcPr>
-            <w:tcW w:type="dxa" w:w="1500"/>
+            <w:tcW w:type="dxa" w:w="1700"/>
             <w:tcMar>
               <w:top w:type="dxa" w:w="60"/>
               <w:left w:type="dxa" w:w="100"/>
@@ -2121,7 +2121,7 @@
         </w:tc>
         <w:tc>
           <w:tcPr>
-            <w:tcW w:type="dxa" w:w="4900"/>
+            <w:tcW w:type="dxa" w:w="4700"/>
             <w:tcMar>
               <w:top w:type="dxa" w:w="60"/>
               <w:left w:type="dxa" w:w="100"/>
@@ -2163,7 +2163,7 @@
       <w:tr>
         <w:tc>
           <w:tcPr>
-            <w:tcW w:type="dxa" w:w="1500"/>
+            <w:tcW w:type="dxa" w:w="1700"/>
             <w:shd w:fill="F7F9FC" w:val="clear"/>
             <w:tcMar>
               <w:top w:type="dxa" w:w="60"/>
@@ -2184,22 +2184,22 @@
         </w:tc>
         <w:tc>
           <w:tcPr>
-            <w:tcW w:type="dxa" w:w="4900"/>
-            <w:shd w:fill="F7F9FC" w:val="clear"/>
-            <w:tcMar>
-              <w:top w:type="dxa" w:w="60"/>
-              <w:left w:type="dxa" w:w="100"/>
-              <w:bottom w:type="dxa" w:w="60"/>
-              <w:right w:type="dxa" w:w="100"/>
-            </w:tcMar>
-          </w:tcPr>
-          <w:p>
-            <w:r>
-              <w:rPr>
-                <w:sz w:val="19"/>
-                <w:szCs w:val="19"/>
-              </w:rPr>
-              <w:t xml:space="preserve">ḣ'ya engel hız terimi (−2·Δp·v_o) ekler</w:t>
+            <w:tcW w:type="dxa" w:w="4700"/>
+            <w:shd w:fill="F7F9FC" w:val="clear"/>
+            <w:tcMar>
+              <w:top w:type="dxa" w:w="60"/>
+              <w:left w:type="dxa" w:w="100"/>
+              <w:bottom w:type="dxa" w:w="60"/>
+              <w:right w:type="dxa" w:w="100"/>
+            </w:tcMar>
+          </w:tcPr>
+          <w:p>
+            <w:r>
+              <w:rPr>
+                <w:sz w:val="19"/>
+                <w:szCs w:val="19"/>
+              </w:rPr>
+              <w:t xml:space="preserve">ḣ'ya engel hız terimi (−2·Δp·v_o) ekler</w:t>
             </w:r>
           </w:p>
         </w:tc>
@@ -2228,7 +2228,7 @@
       <w:tr>
         <w:tc>
           <w:tcPr>
-            <w:tcW w:type="dxa" w:w="1500"/>
+            <w:tcW w:type="dxa" w:w="1700"/>
             <w:tcMar>
               <w:top w:type="dxa" w:w="60"/>
               <w:left w:type="dxa" w:w="100"/>
@@ -2248,7 +2248,7 @@
         </w:tc>
         <w:tc>
           <w:tcPr>
-            <w:tcW w:type="dxa" w:w="4900"/>
+            <w:tcW w:type="dxa" w:w="4700"/>
             <w:tcMar>
               <w:top w:type="dxa" w:w="60"/>
               <w:left w:type="dxa" w:w="100"/>
@@ -2283,6 +2283,71 @@
                 <w:szCs w:val="19"/>
               </w:rPr>
               <w:t xml:space="preserve">Hayır (sadece konum kaydırılır)</w:t>
+            </w:r>
+          </w:p>
+        </w:tc>
+      </w:tr>
+      <w:tr>
+        <w:tc>
+          <w:tcPr>
+            <w:tcW w:type="dxa" w:w="1700"/>
+            <w:shd w:fill="F7F9FC" w:val="clear"/>
+            <w:tcMar>
+              <w:top w:type="dxa" w:w="60"/>
+              <w:left w:type="dxa" w:w="100"/>
+              <w:bottom w:type="dxa" w:w="60"/>
+              <w:right w:type="dxa" w:w="100"/>
+            </w:tcMar>
+          </w:tcPr>
+          <w:p>
+            <w:r>
+              <w:rPr>
+                <w:sz w:val="19"/>
+                <w:szCs w:val="19"/>
+              </w:rPr>
+              <w:t xml:space="preserve">SHIFT_CORRECT</w:t>
+            </w:r>
+          </w:p>
+        </w:tc>
+        <w:tc>
+          <w:tcPr>
+            <w:tcW w:type="dxa" w:w="4700"/>
+            <w:shd w:fill="F7F9FC" w:val="clear"/>
+            <w:tcMar>
+              <w:top w:type="dxa" w:w="60"/>
+              <w:left w:type="dxa" w:w="100"/>
+              <w:bottom w:type="dxa" w:w="60"/>
+              <w:right w:type="dxa" w:w="100"/>
+            </w:tcMar>
+          </w:tcPr>
+          <w:p>
+            <w:r>
+              <w:rPr>
+                <w:sz w:val="19"/>
+                <w:szCs w:val="19"/>
+              </w:rPr>
+              <w:t xml:space="preserve">Aynı kaydırılmış konumu kullanır AMA türevi bu kaydırılmış Δp üzerinden doğru hesaplar</w:t>
+            </w:r>
+          </w:p>
+        </w:tc>
+        <w:tc>
+          <w:tcPr>
+            <w:tcW w:type="dxa" w:w="2626"/>
+            <w:shd w:fill="F7F9FC" w:val="clear"/>
+            <w:tcMar>
+              <w:top w:type="dxa" w:w="60"/>
+              <w:left w:type="dxa" w:w="100"/>
+              <w:bottom w:type="dxa" w:w="60"/>
+              <w:right w:type="dxa" w:w="100"/>
+            </w:tcMar>
+          </w:tcPr>
+          <w:p>
+            <w:r>
+              <w:rPr>
+                <w:sz w:val="19"/>
+                <w:szCs w:val="19"/>
+              </w:rPr>
+              <w:t xml:space="preserve">Evet, kaydırılmış Δp üzerinden</w:t>
             </w:r>
           </w:p>
         </w:tc>
@@ -2302,7 +2367,123 @@
           <w:sz w:val="22"/>
           <w:szCs w:val="22"/>
         </w:rPr>
-        <w:t xml:space="preserve">Bu üç mod tezin ana karşılaştırma eksenlerinden biri. Sezgisel beklenti, SHIFT'in "geleceği tahmin ettiği" için işe yarayacağı yönündeydi. Deney sonucu bunu çürüttü (Bölüm 9).</w:t>
+        <w:t xml:space="preserve">Bu dört mod tezin ana karşılaştırma eksenlerinden biri. Sezgisel beklenti, SHIFT'in "geleceği tahmin ettiği" için işe yarayacağı yönündeydi. Deney sonucu bunu çürüttü (Bölüm 10): SHIFT, konumu ileri kaydırmasına rağmen bu kaydırmanın türevdeki karşılığını (hız terimini) eklemiyor, dolayısıyla REACTIVE'den istatistiksel olarak ayırt edilemiyor.</w:t>
+      </w:r>
+    </w:p>
+    <w:p>
+      <w:pPr>
+        <w:spacing w:after="120" w:line="276"/>
+      </w:pPr>
+      <w:r>
+        <w:rPr>
+          <w:sz w:val="22"/>
+          <w:szCs w:val="22"/>
+        </w:rPr>
+        <w:t xml:space="preserve">SHIFT_CORRECT bu eksikliği gidermek için eklendi: aynı kaydırılmış Δp'yi kullanıyor ama türevi matematiksel olarak doğru hesaplıyor. Sonuç, T sıfıra giderken SHIFT_CORRECT'in DCBF'e birebir eşitlenmesi (aynı Δp, aynı v_o terimi) — bu eşitlik Gazebo gürültüsü sınırları içinde deneysel olarak da doğrulandı. Yani DCBF, SHIFT_CORRECT'in T=0 özel durumu.</w:t>
+      </w:r>
+    </w:p>
+    <w:p>
+      <w:pPr>
+        <w:pStyle w:val="Heading2"/>
+        <w:spacing w:after="140" w:before="280"/>
+      </w:pPr>
+      <w:r>
+        <w:rPr>
+          <w:b/>
+          <w:bCs/>
+          <w:color w:val="2E74B5"/>
+          <w:sz w:val="26"/>
+          <w:szCs w:val="26"/>
+        </w:rPr>
+        <w:t xml:space="preserve">6.1 QP Maliyet Fonksiyonunun Normalizasyonu</w:t>
+      </w:r>
+    </w:p>
+    <w:p>
+      <w:pPr>
+        <w:spacing w:after="120" w:line="276"/>
+      </w:pPr>
+      <w:r>
+        <w:rPr>
+          <w:sz w:val="22"/>
+          <w:szCs w:val="22"/>
+        </w:rPr>
+        <w:t xml:space="preserve">Filtrenin amaç fonksiyonu (v-v_nom)^2 + (w-w_nom)^2 toplamıydı. Sorun şu: v'nin fiziksel aralığı 0.22 m/s, w'ninki 5.68 rad/s (-2.84...+2.84) — yaklaşık 26 kat fark. Normalize edilmemiş bu maliyette, QP'nin gözünde 1 rad/s'lik bir dönüş cezası, 1 m/s'lik bir hız cezasıyla AYNI büyüklükte sayılıyordu; oysa dönüş bütçesi hız bütçesinden çok daha geniş. Pratik etkisi: filtre, ucuz görünen ama aslında pahalı bir çözüm olan düz frenlemeyi sistematik olarak dönerek kaçmaya tercih ediyordu.</w:t>
+      </w:r>
+    </w:p>
+    <w:p>
+      <w:pPr>
+        <w:spacing w:after="120" w:line="276"/>
+      </w:pPr>
+      <w:r>
+        <w:rPr>
+          <w:sz w:val="22"/>
+          <w:szCs w:val="22"/>
+        </w:rPr>
+        <w:t xml:space="preserve">Düzeltme, her ekseni kendi aralığına göre ölçeklendirip ağırlıklandırmak oldu:</w:t>
+      </w:r>
+    </w:p>
+    <w:p>
+      <w:pPr>
+        <w:shd w:fill="F2F2F2" w:val="clear"/>
+        <w:spacing w:after="0" w:before="60"/>
+        <w:ind w:left="340"/>
+      </w:pPr>
+      <w:r>
+        <w:rPr>
+          <w:rFonts w:ascii="Consolas" w:cs="Consolas" w:eastAsia="Consolas" w:hAnsi="Consolas"/>
+          <w:sz w:val="20"/>
+          <w:szCs w:val="20"/>
+        </w:rPr>
+        <w:t xml:space="preserve">Eski (olceksiz):  J = (v - v_nom)^2 + (w - w_nom)^2</w:t>
+      </w:r>
+    </w:p>
+    <w:p>
+      <w:pPr>
+        <w:shd w:fill="F2F2F2" w:val="clear"/>
+        <w:spacing w:after="0" w:before="0"/>
+        <w:ind w:left="340"/>
+      </w:pPr>
+      <w:r>
+        <w:rPr>
+          <w:rFonts w:ascii="Consolas" w:cs="Consolas" w:eastAsia="Consolas" w:hAnsi="Consolas"/>
+          <w:sz w:val="20"/>
+          <w:szCs w:val="20"/>
+        </w:rPr>
+        <w:t xml:space="preserve"> </w:t>
+      </w:r>
+    </w:p>
+    <w:p>
+      <w:pPr>
+        <w:shd w:fill="F2F2F2" w:val="clear"/>
+        <w:spacing w:after="140" w:before="0"/>
+        <w:ind w:left="340"/>
+      </w:pPr>
+      <w:r>
+        <w:rPr>
+          <w:rFonts w:ascii="Consolas" w:cs="Consolas" w:eastAsia="Consolas" w:hAnsi="Consolas"/>
+          <w:sz w:val="20"/>
+          <w:szCs w:val="20"/>
+        </w:rPr>
+        <w:t xml:space="preserve">Yeni (normalize): J = w_v * ((v-v_nom)/v_araligi)^2 + w_w * ((w-w_nom)/w_araligi)^2</w:t>
+      </w:r>
+    </w:p>
+    <w:p>
+      <w:pPr>
+        <w:pBdr>
+          <w:top w:val="single" w:color="FFF2CC" w:sz="2" w:space="6"/>
+          <w:bottom w:val="single" w:color="FFF2CC" w:sz="2" w:space="6"/>
+          <w:left w:val="single" w:color="BF8F00" w:sz="18" w:space="8"/>
+          <w:right w:val="single" w:color="FFF2CC" w:sz="2" w:space="6"/>
+        </w:pBdr>
+        <w:shd w:fill="FFF2CC" w:val="clear"/>
+        <w:spacing w:after="160" w:before="120" w:line="276"/>
+      </w:pPr>
+      <w:r>
+        <w:rPr>
+          <w:sz w:val="21"/>
+          <w:szCs w:val="21"/>
+        </w:rPr>
+        <w:t xml:space="preserve">Bu düzeltme geriye dönük bir bulguyu geçersiz kıldı: daha önce v_min = -0.22 m/s (robotun geri gidebilmesi) tanımlandığında çarpışma oranının 0/10'dan 10/10'a çıktığı gözlenmişti. Aynı test normalize maliyetle tekrarlandığında sonuç 0/10 -&gt; 0/10 çıktı, bozulma yok. Önceki "geri gidebilme güvenliği bozar" sonucu, filtrenin gerçek bir davranışı değil, dengesiz maliyet fonksiyonunun bir yapaylığıymış. Ana ızgara kampanyası (Bölüm 10.4 ve sonrası) normalize maliyetle koşuldu.</w:t>
       </w:r>
     </w:p>
     <w:p>
@@ -5145,6 +5326,109 @@
           <w:szCs w:val="22"/>
         </w:rPr>
         <w:t xml:space="preserve">Yani robot aslında her koşuda engele değiyordu (~1.6–2.2 cm içeri girerek) ama ölçüm bunu göstermiyordu. Ders: bir eşik değeri koda yazılıyorsa, kaynağı belgelenmeli ve doğrulanmalı.</w:t>
+      </w:r>
+    </w:p>
+    <w:p>
+      <w:pPr>
+        <w:pStyle w:val="Heading2"/>
+        <w:spacing w:after="140" w:before="280"/>
+      </w:pPr>
+      <w:r>
+        <w:rPr>
+          <w:b/>
+          <w:bCs/>
+          <w:color w:val="2E74B5"/>
+          <w:sz w:val="26"/>
+          <w:szCs w:val="26"/>
+        </w:rPr>
+        <w:t xml:space="preserve">9.5 İki ayrı güvenlik sınırı: contact ile margin_violation</w:t>
+      </w:r>
+    </w:p>
+    <w:p>
+      <w:pPr>
+        <w:spacing w:after="120" w:line="276"/>
+      </w:pPr>
+      <w:r>
+        <w:rPr>
+          <w:sz w:val="22"/>
+          <w:szCs w:val="22"/>
+        </w:rPr>
+        <w:t xml:space="preserve">Bölüm 9.1'deki ayrım (contact / margin_violation / qp_infeasible) ana ızgara kampanyasında (Bölüm 10.4 ve sonrası) somut bir bulguya dönüştü: bu iki metrik, birbirinden bağımsız iki sınır eğrisi çiziyor. h_min &lt; 0 (margin_violation), fiziksel temastan (contact) çok daha erken ve çok daha geniş bir bölgede tetikleniyor. Yani "CBF güvenlidir" iddiası tek bir eşiğe değil, iki ayrı garantiye ayrışıyor: fiziksel güvenlik (çarpışmadı mı) ve tasarım garantisi (h hiç negatife düştü mü). Girdi doygunluğu altında (QP infeasible olduğunda) ikinci garanti birinciden önce bozuluyor. Detay ve sayısal kanıt Bölüm 10.6'da.</w:t>
+      </w:r>
+    </w:p>
+    <w:p>
+      <w:pPr>
+        <w:pStyle w:val="Heading2"/>
+        <w:spacing w:after="140" w:before="280"/>
+      </w:pPr>
+      <w:r>
+        <w:rPr>
+          <w:b/>
+          <w:bCs/>
+          <w:color w:val="2E74B5"/>
+          <w:sz w:val="26"/>
+          <w:szCs w:val="26"/>
+        </w:rPr>
+        <w:t xml:space="preserve">9.6 run_valid: otomatik fiziksel-olabilirlik bayrağı</w:t>
+      </w:r>
+    </w:p>
+    <w:p>
+      <w:pPr>
+        <w:spacing w:after="120" w:line="276"/>
+      </w:pPr>
+      <w:r>
+        <w:rPr>
+          <w:sz w:val="22"/>
+          <w:szCs w:val="22"/>
+        </w:rPr>
+        <w:t xml:space="preserve">Bag dosyalarından bazı koşularda robotun fiziksel olarak imkânsız yerlere "ışınlandığı" (örn. 15 saniyede 18 metre) görüldü — muhtemelen bir Gazebo/reset artefaktı. Bu tür aykırı koşuları medyan alarak sessizce gizlemek yerine, metrics_extractor.py'ye otomatik bir run_valid bayrağı eklendi: yer değiştirme, d_min, h_min ve path_length için fiziksel üst sınırlar tanımlanıp aşan koşular işaretleniyor (silinmiyor). Gerekçe: medyan aykırı değeri gizler, oysa aykırılığın kendisi de bir sinyal — hangi koşullarda simülatörün güvenilirliğini yitirdiğini gösteriyor. 1049 koşuluk havuzda işaretlenen oran ~%1 (bilinen eski veri hariç tutulunca ~%0.3).</w:t>
+      </w:r>
+    </w:p>
+    <w:p>
+      <w:pPr>
+        <w:pStyle w:val="Heading2"/>
+        <w:spacing w:after="140" w:before="280"/>
+      </w:pPr>
+      <w:r>
+        <w:rPr>
+          <w:b/>
+          <w:bCs/>
+          <w:color w:val="2E74B5"/>
+          <w:sz w:val="26"/>
+          <w:szCs w:val="26"/>
+        </w:rPr>
+        <w:t xml:space="preserve">9.7 Nominal kontrolcü: sabit komuttan hedef-arayan kontrolcüye</w:t>
+      </w:r>
+    </w:p>
+    <w:p>
+      <w:pPr>
+        <w:spacing w:after="120" w:line="276"/>
+      </w:pPr>
+      <w:r>
+        <w:rPr>
+          <w:sz w:val="22"/>
+          <w:szCs w:val="22"/>
+        </w:rPr>
+        <w:t xml:space="preserve">Bölüm 3.1'de anlatılan sabit komut (v=0.22, w=0) yaklaşımının bir sınırı vardı: robot bir kez durdurulduğunda (örn. engelin önünde) bir daha asla ilerlemeyi denemiyordu — çünkü zaten sabit ve engelden habersiz komut veriyordu. Bu, hedefe-ulaşma ve yol-uzunluğu gibi bedel metriklerini anlamsız kılıyordu (Bölüm 7.2, RAPOR2). Çözüm: nominal_controller.py adında basit bir hedef-arayan (goal-seeking) oransal kontrolcü yazıldı — robotun konumunu ve sabit bir hedef noktasını girdi alıp v_nom/w_nom üretiyor.</w:t>
+      </w:r>
+    </w:p>
+    <w:p>
+      <w:pPr>
+        <w:pBdr>
+          <w:top w:val="single" w:color="FFF2CC" w:sz="2" w:space="6"/>
+          <w:bottom w:val="single" w:color="FFF2CC" w:sz="2" w:space="6"/>
+          <w:left w:val="single" w:color="BF8F00" w:sz="18" w:space="8"/>
+          <w:right w:val="single" w:color="FFF2CC" w:sz="2" w:space="6"/>
+        </w:pBdr>
+        <w:shd w:fill="FFF2CC" w:val="clear"/>
+        <w:spacing w:after="160" w:before="120" w:line="276"/>
+      </w:pPr>
+      <w:r>
+        <w:rPr>
+          <w:sz w:val="21"/>
+          <w:szCs w:val="21"/>
+        </w:rPr>
+        <w:t xml:space="preserve">Kritik tasarım kuralı: bu kontrolcü engelin varlığından TAMAMEN habersiz tutuluyor. Hiçbir kaçınma davranışı nominal kontrolcüden gelmiyor — tüm kaçınma filtreye atfedilebilir kalmalı. Bu izolasyon bozulursa, ölçülen "filtre etkisi" aslında kısmen planlayıcının etkisi olur ve karşılaştırmalar geçersizleşir.</w:t>
       </w:r>
     </w:p>
     <w:p>
@@ -6848,6 +7132,693 @@
     </w:p>
     <w:p>
       <w:pPr>
+        <w:pStyle w:val="Heading2"/>
+        <w:spacing w:after="140" w:before="280"/>
+      </w:pPr>
+      <w:r>
+        <w:rPr>
+          <w:b/>
+          <w:bCs/>
+          <w:color w:val="2E74B5"/>
+          <w:sz w:val="26"/>
+          <w:szCs w:val="26"/>
+        </w:rPr>
+        <w:t xml:space="preserve">10.5 Ana ızgara kampanyası (İŞ 5.4-B)</w:t>
+      </w:r>
+    </w:p>
+    <w:p>
+      <w:pPr>
+        <w:spacing w:after="120" w:line="276"/>
+      </w:pPr>
+      <w:r>
+        <w:rPr>
+          <w:sz w:val="22"/>
+          <w:szCs w:val="22"/>
+        </w:rPr>
+        <w:t xml:space="preserve">Yukarıdaki dört bulgu (10.1-10.4), yalnızca tek bir hız/ofset noktasında (1.4x hız oranı) elde edilmişti. Bunların bir sınır haritasına dönüşmesi için engel hızı ve yanal ofset ikisi birden taranarak 6 kapanma hızı (0.4-1.4 m/s) x 4 yanal ofset (0.2-0.6 m) x 2 mod (REACTIVE, DCBF) x 10 tekrar = 600 koşuluk ana ızgara kampanyası koşuldu (0 hata). Bu, normalize QP maliyeti ve hedef-arayan nominal kontrolcü ile (Bölüm 6.1, 9.7) koşulan ilk büyük kampanya.</w:t>
+      </w:r>
+    </w:p>
+    <w:p>
+      <w:pPr>
+        <w:pStyle w:val="Heading2"/>
+        <w:spacing w:after="140" w:before="280"/>
+      </w:pPr>
+      <w:r>
+        <w:rPr>
+          <w:b/>
+          <w:bCs/>
+          <w:color w:val="2E74B5"/>
+          <w:sz w:val="26"/>
+          <w:szCs w:val="26"/>
+        </w:rPr>
+        <w:t xml:space="preserve">10.6 İki sınır eğrisinin ayrışması</w:t>
+      </w:r>
+    </w:p>
+    <w:p>
+      <w:pPr>
+        <w:spacing w:after="120" w:line="276"/>
+      </w:pPr>
+      <w:r>
+        <w:rPr>
+          <w:sz w:val="22"/>
+          <w:szCs w:val="22"/>
+        </w:rPr>
+        <w:t xml:space="preserve">Bölüm 9.5'te tanıtılan ayrımın (contact vs margin_violation) sayısal kanıtı: y=0.45'te çarpışma geometrik olarak imkânsız olmasına rağmen REACTIVE tüm hızlarda tasarım marjını ihlal ediyor (10/10), DCBF hiç ihlal etmiyor (0/10) — yani DCBF'in katkısı yalnızca "çarpışmayı önlemek" değil. Daha da çarpıcısı, ayrışma bandının çekirdeğinde (y=0.3, v=0.8-1.2 m/s) DCBF çarpışmayı önlüyor (contact=0) ama h negatife düşüyor (margin_violation=10/10) — bu hücreler en yüksek QP-infeasible sayılarıyla (183-262 tick) örtüşüyor: kısıt sağlanamıyor, filtre geri düşüyor, garanti bozuluyor.</w:t>
+      </w:r>
+    </w:p>
+    <w:p>
+      <w:pPr>
+        <w:pBdr>
+          <w:top w:val="single" w:color="FFF2CC" w:sz="2" w:space="6"/>
+          <w:bottom w:val="single" w:color="FFF2CC" w:sz="2" w:space="6"/>
+          <w:left w:val="single" w:color="BF8F00" w:sz="18" w:space="8"/>
+          <w:right w:val="single" w:color="FFF2CC" w:sz="2" w:space="6"/>
+        </w:pBdr>
+        <w:shd w:fill="FFF2CC" w:val="clear"/>
+        <w:spacing w:after="160" w:before="120" w:line="276"/>
+      </w:pPr>
+      <w:r>
+        <w:rPr>
+          <w:sz w:val="21"/>
+          <w:szCs w:val="21"/>
+        </w:rPr>
+        <w:t xml:space="preserve">Tez bulgusu: CBF'in ileri-değişmezlik garantisi, girdi doygunluğu altında pratikte bozuluyor - fiziksel çarpışma önlense bile. Sınıflandırma iki ayrı eşik gerektiriyor: çarpışma sınırı (fiziksel güvenlik) ve marj sınırı (tasarım garantisi).</w:t>
+      </w:r>
+    </w:p>
+    <w:p>
+      <w:pPr>
+        <w:pStyle w:val="Heading2"/>
+        <w:spacing w:after="140" w:before="280"/>
+      </w:pPr>
+      <w:r>
+        <w:rPr>
+          <w:b/>
+          <w:bCs/>
+          <w:color w:val="2E74B5"/>
+          <w:sz w:val="26"/>
+          <w:szCs w:val="26"/>
+        </w:rPr>
+        <w:t xml:space="preserve">10.7 y=0.6: risk-bağımsız konservatiflik bedeli</w:t>
+      </w:r>
+    </w:p>
+    <w:p>
+      <w:pPr>
+        <w:spacing w:after="120" w:line="276"/>
+      </w:pPr>
+      <w:r>
+        <w:rPr>
+          <w:sz w:val="22"/>
+          <w:szCs w:val="22"/>
+        </w:rPr>
+        <w:t xml:space="preserve">y=0.6'da çarpışma riski her iki modda, her hızda sıfır (contact=0, çarpışma geometrik olarak da uzak). Buna rağmen ortalama müdahale büyüklüğü (intervention_integral) hız ile monoton artıyor:</w:t>
+      </w:r>
+    </w:p>
+    <w:p>
+      <w:pPr>
+        <w:spacing w:after="80"/>
+      </w:pPr>
+    </w:p>
+    <w:tbl>
+      <w:tblPr>
+        <w:tblW w:type="dxa" w:w="9026"/>
+        <w:tblBorders>
+          <w:top w:val="single" w:color="auto" w:sz="4"/>
+          <w:left w:val="single" w:color="auto" w:sz="4"/>
+          <w:bottom w:val="single" w:color="auto" w:sz="4"/>
+          <w:right w:val="single" w:color="auto" w:sz="4"/>
+          <w:insideH w:val="single" w:color="auto" w:sz="4"/>
+          <w:insideV w:val="single" w:color="auto" w:sz="4"/>
+        </w:tblBorders>
+      </w:tblPr>
+      <w:tblGrid>
+        <w:gridCol w:w="1400"/>
+        <w:gridCol w:w="1266"/>
+        <w:gridCol w:w="1266"/>
+        <w:gridCol w:w="1266"/>
+        <w:gridCol w:w="1266"/>
+        <w:gridCol w:w="1266"/>
+        <w:gridCol w:w="1296"/>
+      </w:tblGrid>
+      <w:tr>
+        <w:trPr>
+          <w:tblHeader/>
+        </w:trPr>
+        <w:tc>
+          <w:tcPr>
+            <w:tcW w:type="dxa" w:w="1400"/>
+            <w:shd w:fill="D9E2F3" w:val="clear"/>
+            <w:tcMar>
+              <w:top w:type="dxa" w:w="60"/>
+              <w:left w:type="dxa" w:w="100"/>
+              <w:bottom w:type="dxa" w:w="60"/>
+              <w:right w:type="dxa" w:w="100"/>
+            </w:tcMar>
+          </w:tcPr>
+          <w:p>
+            <w:r>
+              <w:rPr>
+                <w:b/>
+                <w:bCs/>
+                <w:sz w:val="19"/>
+                <w:szCs w:val="19"/>
+              </w:rPr>
+              <w:t xml:space="preserve">Mod</w:t>
+            </w:r>
+          </w:p>
+        </w:tc>
+        <w:tc>
+          <w:tcPr>
+            <w:tcW w:type="dxa" w:w="1266"/>
+            <w:shd w:fill="D9E2F3" w:val="clear"/>
+            <w:tcMar>
+              <w:top w:type="dxa" w:w="60"/>
+              <w:left w:type="dxa" w:w="100"/>
+              <w:bottom w:type="dxa" w:w="60"/>
+              <w:right w:type="dxa" w:w="100"/>
+            </w:tcMar>
+          </w:tcPr>
+          <w:p>
+            <w:r>
+              <w:rPr>
+                <w:b/>
+                <w:bCs/>
+                <w:sz w:val="19"/>
+                <w:szCs w:val="19"/>
+              </w:rPr>
+              <w:t xml:space="preserve">0.4</w:t>
+            </w:r>
+          </w:p>
+        </w:tc>
+        <w:tc>
+          <w:tcPr>
+            <w:tcW w:type="dxa" w:w="1266"/>
+            <w:shd w:fill="D9E2F3" w:val="clear"/>
+            <w:tcMar>
+              <w:top w:type="dxa" w:w="60"/>
+              <w:left w:type="dxa" w:w="100"/>
+              <w:bottom w:type="dxa" w:w="60"/>
+              <w:right w:type="dxa" w:w="100"/>
+            </w:tcMar>
+          </w:tcPr>
+          <w:p>
+            <w:r>
+              <w:rPr>
+                <w:b/>
+                <w:bCs/>
+                <w:sz w:val="19"/>
+                <w:szCs w:val="19"/>
+              </w:rPr>
+              <w:t xml:space="preserve">0.6</w:t>
+            </w:r>
+          </w:p>
+        </w:tc>
+        <w:tc>
+          <w:tcPr>
+            <w:tcW w:type="dxa" w:w="1266"/>
+            <w:shd w:fill="D9E2F3" w:val="clear"/>
+            <w:tcMar>
+              <w:top w:type="dxa" w:w="60"/>
+              <w:left w:type="dxa" w:w="100"/>
+              <w:bottom w:type="dxa" w:w="60"/>
+              <w:right w:type="dxa" w:w="100"/>
+            </w:tcMar>
+          </w:tcPr>
+          <w:p>
+            <w:r>
+              <w:rPr>
+                <w:b/>
+                <w:bCs/>
+                <w:sz w:val="19"/>
+                <w:szCs w:val="19"/>
+              </w:rPr>
+              <w:t xml:space="preserve">0.8</w:t>
+            </w:r>
+          </w:p>
+        </w:tc>
+        <w:tc>
+          <w:tcPr>
+            <w:tcW w:type="dxa" w:w="1266"/>
+            <w:shd w:fill="D9E2F3" w:val="clear"/>
+            <w:tcMar>
+              <w:top w:type="dxa" w:w="60"/>
+              <w:left w:type="dxa" w:w="100"/>
+              <w:bottom w:type="dxa" w:w="60"/>
+              <w:right w:type="dxa" w:w="100"/>
+            </w:tcMar>
+          </w:tcPr>
+          <w:p>
+            <w:r>
+              <w:rPr>
+                <w:b/>
+                <w:bCs/>
+                <w:sz w:val="19"/>
+                <w:szCs w:val="19"/>
+              </w:rPr>
+              <w:t xml:space="preserve">1.0</w:t>
+            </w:r>
+          </w:p>
+        </w:tc>
+        <w:tc>
+          <w:tcPr>
+            <w:tcW w:type="dxa" w:w="1266"/>
+            <w:shd w:fill="D9E2F3" w:val="clear"/>
+            <w:tcMar>
+              <w:top w:type="dxa" w:w="60"/>
+              <w:left w:type="dxa" w:w="100"/>
+              <w:bottom w:type="dxa" w:w="60"/>
+              <w:right w:type="dxa" w:w="100"/>
+            </w:tcMar>
+          </w:tcPr>
+          <w:p>
+            <w:r>
+              <w:rPr>
+                <w:b/>
+                <w:bCs/>
+                <w:sz w:val="19"/>
+                <w:szCs w:val="19"/>
+              </w:rPr>
+              <w:t xml:space="preserve">1.2</w:t>
+            </w:r>
+          </w:p>
+        </w:tc>
+        <w:tc>
+          <w:tcPr>
+            <w:tcW w:type="dxa" w:w="1296"/>
+            <w:shd w:fill="D9E2F3" w:val="clear"/>
+            <w:tcMar>
+              <w:top w:type="dxa" w:w="60"/>
+              <w:left w:type="dxa" w:w="100"/>
+              <w:bottom w:type="dxa" w:w="60"/>
+              <w:right w:type="dxa" w:w="100"/>
+            </w:tcMar>
+          </w:tcPr>
+          <w:p>
+            <w:r>
+              <w:rPr>
+                <w:b/>
+                <w:bCs/>
+                <w:sz w:val="19"/>
+                <w:szCs w:val="19"/>
+              </w:rPr>
+              <w:t xml:space="preserve">1.4</w:t>
+            </w:r>
+          </w:p>
+        </w:tc>
+      </w:tr>
+      <w:tr>
+        <w:tc>
+          <w:tcPr>
+            <w:tcW w:type="dxa" w:w="1400"/>
+            <w:tcMar>
+              <w:top w:type="dxa" w:w="60"/>
+              <w:left w:type="dxa" w:w="100"/>
+              <w:bottom w:type="dxa" w:w="60"/>
+              <w:right w:type="dxa" w:w="100"/>
+            </w:tcMar>
+          </w:tcPr>
+          <w:p>
+            <w:r>
+              <w:rPr>
+                <w:sz w:val="19"/>
+                <w:szCs w:val="19"/>
+              </w:rPr>
+              <w:t xml:space="preserve">REACTIVE</w:t>
+            </w:r>
+          </w:p>
+        </w:tc>
+        <w:tc>
+          <w:tcPr>
+            <w:tcW w:type="dxa" w:w="1266"/>
+            <w:tcMar>
+              <w:top w:type="dxa" w:w="60"/>
+              <w:left w:type="dxa" w:w="100"/>
+              <w:bottom w:type="dxa" w:w="60"/>
+              <w:right w:type="dxa" w:w="100"/>
+            </w:tcMar>
+          </w:tcPr>
+          <w:p>
+            <w:pPr>
+              <w:jc w:val="center"/>
+            </w:pPr>
+            <w:r>
+              <w:rPr>
+                <w:sz w:val="19"/>
+                <w:szCs w:val="19"/>
+              </w:rPr>
+              <w:t xml:space="preserve">0.0002</w:t>
+            </w:r>
+          </w:p>
+        </w:tc>
+        <w:tc>
+          <w:tcPr>
+            <w:tcW w:type="dxa" w:w="1266"/>
+            <w:tcMar>
+              <w:top w:type="dxa" w:w="60"/>
+              <w:left w:type="dxa" w:w="100"/>
+              <w:bottom w:type="dxa" w:w="60"/>
+              <w:right w:type="dxa" w:w="100"/>
+            </w:tcMar>
+          </w:tcPr>
+          <w:p>
+            <w:pPr>
+              <w:jc w:val="center"/>
+            </w:pPr>
+            <w:r>
+              <w:rPr>
+                <w:sz w:val="19"/>
+                <w:szCs w:val="19"/>
+              </w:rPr>
+              <w:t xml:space="preserve">0.0002</w:t>
+            </w:r>
+          </w:p>
+        </w:tc>
+        <w:tc>
+          <w:tcPr>
+            <w:tcW w:type="dxa" w:w="1266"/>
+            <w:tcMar>
+              <w:top w:type="dxa" w:w="60"/>
+              <w:left w:type="dxa" w:w="100"/>
+              <w:bottom w:type="dxa" w:w="60"/>
+              <w:right w:type="dxa" w:w="100"/>
+            </w:tcMar>
+          </w:tcPr>
+          <w:p>
+            <w:pPr>
+              <w:jc w:val="center"/>
+            </w:pPr>
+            <w:r>
+              <w:rPr>
+                <w:sz w:val="19"/>
+                <w:szCs w:val="19"/>
+              </w:rPr>
+              <w:t xml:space="preserve">0.0001</w:t>
+            </w:r>
+          </w:p>
+        </w:tc>
+        <w:tc>
+          <w:tcPr>
+            <w:tcW w:type="dxa" w:w="1266"/>
+            <w:tcMar>
+              <w:top w:type="dxa" w:w="60"/>
+              <w:left w:type="dxa" w:w="100"/>
+              <w:bottom w:type="dxa" w:w="60"/>
+              <w:right w:type="dxa" w:w="100"/>
+            </w:tcMar>
+          </w:tcPr>
+          <w:p>
+            <w:pPr>
+              <w:jc w:val="center"/>
+            </w:pPr>
+            <w:r>
+              <w:rPr>
+                <w:sz w:val="19"/>
+                <w:szCs w:val="19"/>
+              </w:rPr>
+              <w:t xml:space="preserve">0.0001</w:t>
+            </w:r>
+          </w:p>
+        </w:tc>
+        <w:tc>
+          <w:tcPr>
+            <w:tcW w:type="dxa" w:w="1266"/>
+            <w:tcMar>
+              <w:top w:type="dxa" w:w="60"/>
+              <w:left w:type="dxa" w:w="100"/>
+              <w:bottom w:type="dxa" w:w="60"/>
+              <w:right w:type="dxa" w:w="100"/>
+            </w:tcMar>
+          </w:tcPr>
+          <w:p>
+            <w:pPr>
+              <w:jc w:val="center"/>
+            </w:pPr>
+            <w:r>
+              <w:rPr>
+                <w:sz w:val="19"/>
+                <w:szCs w:val="19"/>
+              </w:rPr>
+              <w:t xml:space="preserve">0.0001</w:t>
+            </w:r>
+          </w:p>
+        </w:tc>
+        <w:tc>
+          <w:tcPr>
+            <w:tcW w:type="dxa" w:w="1296"/>
+            <w:tcMar>
+              <w:top w:type="dxa" w:w="60"/>
+              <w:left w:type="dxa" w:w="100"/>
+              <w:bottom w:type="dxa" w:w="60"/>
+              <w:right w:type="dxa" w:w="100"/>
+            </w:tcMar>
+          </w:tcPr>
+          <w:p>
+            <w:pPr>
+              <w:jc w:val="center"/>
+            </w:pPr>
+            <w:r>
+              <w:rPr>
+                <w:sz w:val="19"/>
+                <w:szCs w:val="19"/>
+              </w:rPr>
+              <w:t xml:space="preserve">0.0001</w:t>
+            </w:r>
+          </w:p>
+        </w:tc>
+      </w:tr>
+      <w:tr>
+        <w:tc>
+          <w:tcPr>
+            <w:tcW w:type="dxa" w:w="1400"/>
+            <w:shd w:fill="F7F9FC" w:val="clear"/>
+            <w:tcMar>
+              <w:top w:type="dxa" w:w="60"/>
+              <w:left w:type="dxa" w:w="100"/>
+              <w:bottom w:type="dxa" w:w="60"/>
+              <w:right w:type="dxa" w:w="100"/>
+            </w:tcMar>
+          </w:tcPr>
+          <w:p>
+            <w:r>
+              <w:rPr>
+                <w:sz w:val="19"/>
+                <w:szCs w:val="19"/>
+              </w:rPr>
+              <w:t xml:space="preserve">DCBF</w:t>
+            </w:r>
+          </w:p>
+        </w:tc>
+        <w:tc>
+          <w:tcPr>
+            <w:tcW w:type="dxa" w:w="1266"/>
+            <w:shd w:fill="F7F9FC" w:val="clear"/>
+            <w:tcMar>
+              <w:top w:type="dxa" w:w="60"/>
+              <w:left w:type="dxa" w:w="100"/>
+              <w:bottom w:type="dxa" w:w="60"/>
+              <w:right w:type="dxa" w:w="100"/>
+            </w:tcMar>
+          </w:tcPr>
+          <w:p>
+            <w:pPr>
+              <w:jc w:val="center"/>
+            </w:pPr>
+            <w:r>
+              <w:rPr>
+                <w:sz w:val="19"/>
+                <w:szCs w:val="19"/>
+              </w:rPr>
+              <w:t xml:space="preserve">1.25</w:t>
+            </w:r>
+          </w:p>
+        </w:tc>
+        <w:tc>
+          <w:tcPr>
+            <w:tcW w:type="dxa" w:w="1266"/>
+            <w:shd w:fill="F7F9FC" w:val="clear"/>
+            <w:tcMar>
+              <w:top w:type="dxa" w:w="60"/>
+              <w:left w:type="dxa" w:w="100"/>
+              <w:bottom w:type="dxa" w:w="60"/>
+              <w:right w:type="dxa" w:w="100"/>
+            </w:tcMar>
+          </w:tcPr>
+          <w:p>
+            <w:pPr>
+              <w:jc w:val="center"/>
+            </w:pPr>
+            <w:r>
+              <w:rPr>
+                <w:sz w:val="19"/>
+                <w:szCs w:val="19"/>
+              </w:rPr>
+              <w:t xml:space="preserve">2.42</w:t>
+            </w:r>
+          </w:p>
+        </w:tc>
+        <w:tc>
+          <w:tcPr>
+            <w:tcW w:type="dxa" w:w="1266"/>
+            <w:shd w:fill="F7F9FC" w:val="clear"/>
+            <w:tcMar>
+              <w:top w:type="dxa" w:w="60"/>
+              <w:left w:type="dxa" w:w="100"/>
+              <w:bottom w:type="dxa" w:w="60"/>
+              <w:right w:type="dxa" w:w="100"/>
+            </w:tcMar>
+          </w:tcPr>
+          <w:p>
+            <w:pPr>
+              <w:jc w:val="center"/>
+            </w:pPr>
+            <w:r>
+              <w:rPr>
+                <w:sz w:val="19"/>
+                <w:szCs w:val="19"/>
+              </w:rPr>
+              <w:t xml:space="preserve">5.76</w:t>
+            </w:r>
+          </w:p>
+        </w:tc>
+        <w:tc>
+          <w:tcPr>
+            <w:tcW w:type="dxa" w:w="1266"/>
+            <w:shd w:fill="F7F9FC" w:val="clear"/>
+            <w:tcMar>
+              <w:top w:type="dxa" w:w="60"/>
+              <w:left w:type="dxa" w:w="100"/>
+              <w:bottom w:type="dxa" w:w="60"/>
+              <w:right w:type="dxa" w:w="100"/>
+            </w:tcMar>
+          </w:tcPr>
+          <w:p>
+            <w:pPr>
+              <w:jc w:val="center"/>
+            </w:pPr>
+            <w:r>
+              <w:rPr>
+                <w:sz w:val="19"/>
+                <w:szCs w:val="19"/>
+              </w:rPr>
+              <w:t xml:space="preserve">6.28</w:t>
+            </w:r>
+          </w:p>
+        </w:tc>
+        <w:tc>
+          <w:tcPr>
+            <w:tcW w:type="dxa" w:w="1266"/>
+            <w:shd w:fill="F7F9FC" w:val="clear"/>
+            <w:tcMar>
+              <w:top w:type="dxa" w:w="60"/>
+              <w:left w:type="dxa" w:w="100"/>
+              <w:bottom w:type="dxa" w:w="60"/>
+              <w:right w:type="dxa" w:w="100"/>
+            </w:tcMar>
+          </w:tcPr>
+          <w:p>
+            <w:pPr>
+              <w:jc w:val="center"/>
+            </w:pPr>
+            <w:r>
+              <w:rPr>
+                <w:sz w:val="19"/>
+                <w:szCs w:val="19"/>
+              </w:rPr>
+              <w:t xml:space="preserve">8.29</w:t>
+            </w:r>
+          </w:p>
+        </w:tc>
+        <w:tc>
+          <w:tcPr>
+            <w:tcW w:type="dxa" w:w="1296"/>
+            <w:shd w:fill="F7F9FC" w:val="clear"/>
+            <w:tcMar>
+              <w:top w:type="dxa" w:w="60"/>
+              <w:left w:type="dxa" w:w="100"/>
+              <w:bottom w:type="dxa" w:w="60"/>
+              <w:right w:type="dxa" w:w="100"/>
+            </w:tcMar>
+          </w:tcPr>
+          <w:p>
+            <w:pPr>
+              <w:jc w:val="center"/>
+            </w:pPr>
+            <w:r>
+              <w:rPr>
+                <w:sz w:val="19"/>
+                <w:szCs w:val="19"/>
+              </w:rPr>
+              <w:t xml:space="preserve">8.12</w:t>
+            </w:r>
+          </w:p>
+        </w:tc>
+      </w:tr>
+    </w:tbl>
+    <w:p>
+      <w:pPr>
+        <w:spacing w:after="140"/>
+      </w:pPr>
+    </w:p>
+    <w:p>
+      <w:pPr>
+        <w:spacing w:after="120" w:line="276"/>
+      </w:pPr>
+      <w:r>
+        <w:rPr>
+          <w:sz w:val="22"/>
+          <w:szCs w:val="22"/>
+        </w:rPr>
+        <w:t xml:space="preserve">Dört büyüklük mertebesi fark, sıfır güvenlik kazancına karşılık. Öngörülü filtre (DCBF), çarpışma riski olmayan senaryolarda da müdahale ediyor ve müdahale büyüklüğü engel hızıyla artıyor — riskten bağımsız, ölçülebilir bir konservatiflik bedeli.</w:t>
+      </w:r>
+    </w:p>
+    <w:p>
+      <w:pPr>
+        <w:pStyle w:val="Heading2"/>
+        <w:spacing w:after="140" w:before="280"/>
+      </w:pPr>
+      <w:r>
+        <w:rPr>
+          <w:b/>
+          <w:bCs/>
+          <w:color w:val="2E74B5"/>
+          <w:sz w:val="26"/>
+          <w:szCs w:val="26"/>
+        </w:rPr>
+        <w:t xml:space="preserve">10.8 y=0.0: tünelleme teşhisi</w:t>
+      </w:r>
+    </w:p>
+    <w:p>
+      <w:pPr>
+        <w:spacing w:after="120" w:line="276"/>
+      </w:pPr>
+      <w:r>
+        <w:rPr>
+          <w:sz w:val="22"/>
+          <w:szCs w:val="22"/>
+        </w:rPr>
+        <w:t xml:space="preserve">y=0.0, v&gt;=0.8 hücrelerinde ölçülen d_min ~ 0.002 m, fiziksel bir engellemenin beklediği ~0.374 m platosunun çok altında. Engel modelinin (moving_obstacle.sdf) gerçek çarpışma geometrisi (silindir, r=0.25 m) olduğu doğrulandı — hayalet bir engel değil. Teşhis: hızlı kapanan iki rijit cisim, tek bir fizik adımında birbirinin içinden geçebiliyor (tünelleme) — ayrık-zamanlı çarpışma tespitinin bilinen bir sınırlaması. Sonuç olarak bu hücrelerdeki donma/infeasible davranışı büyük ölçüde filtrenin kendi kararı (imkânsız bir kısıtı sağlamaya çalışıp başaramaması), fiziksel bir sıkışmanın sonucu değil.</w:t>
+      </w:r>
+    </w:p>
+    <w:p>
+      <w:pPr>
+        <w:pBdr>
+          <w:top w:val="single" w:color="FFF2CC" w:sz="2" w:space="6"/>
+          <w:bottom w:val="single" w:color="FFF2CC" w:sz="2" w:space="6"/>
+          <w:left w:val="single" w:color="BF8F00" w:sz="18" w:space="8"/>
+          <w:right w:val="single" w:color="FFF2CC" w:sz="2" w:space="6"/>
+        </w:pBdr>
+        <w:shd w:fill="FFF2CC" w:val="clear"/>
+        <w:spacing w:after="160" w:before="120" w:line="276"/>
+      </w:pPr>
+      <w:r>
+        <w:rPr>
+          <w:sz w:val="21"/>
+          <w:szCs w:val="21"/>
+        </w:rPr>
+        <w:t xml:space="preserve">Sim-to-real sınırlaması: gerçek robotta (sürekli-zamanlı fiziksel temas) bu hücrelerin davranışı simülasyondakinden farklı olabilir. Tez metninde açıkça belirtilmeli.</w:t>
+      </w:r>
+    </w:p>
+    <w:p>
+      <w:pPr>
         <w:pStyle w:val="Heading1"/>
         <w:spacing w:after="180" w:before="360"/>
       </w:pPr>
@@ -6983,7 +7954,7 @@
                 <w:sz w:val="19"/>
                 <w:szCs w:val="19"/>
               </w:rPr>
-              <w:t xml:space="preserve">Henüz bağlanmadı. u_nom sabit bir komut olarak üretiliyor.</w:t>
+              <w:t xml:space="preserve">Henüz bağlanmadı. u_nom artık sabit komut değil, hedef-arayan bir nominal kontrolcüden geliyor (Bölüm 9.7) - ama planlayıcı değil, engelden habersiz basit bir oransal kontrolcü.</w:t>
             </w:r>
           </w:p>
         </w:tc>
@@ -7069,7 +8040,7 @@
                 <w:sz w:val="19"/>
                 <w:szCs w:val="19"/>
               </w:rPr>
-              <w:t xml:space="preserve">Gerçek bir navigasyon hedefi yok. "Hedef", engel olmasaydı kat edilecek nominal mesafe olarak tanımlandı.</w:t>
+              <w:t xml:space="preserve">Artık sabit bir hedef nokta (goal_seeking nominal, Bölüm 9.7) - ama gerçek bir navigasyon/planlama katmanı yok, doğrudan hedefe oransal kontrol.</w:t>
             </w:r>
           </w:p>
         </w:tc>
@@ -7113,7 +8084,7 @@
                 <w:sz w:val="19"/>
                 <w:szCs w:val="19"/>
               </w:rPr>
-              <w:t xml:space="preserve">‖u_safe − u_nom‖ içinde v (m/s) ile w (rad/s) aynı normda toplanıyor — boyutsal olarak tutarsız. Ayrıştırılması gerekebilir.</w:t>
+              <w:t xml:space="preserve">Toplam ‖u_safe - u_nom‖ metriğine ek olarak artık v ve w bileşenleri ayrı entegre ediliyor (v_integral, w_integral, omega_intervention_share) - boyutsal karışım kısmen giderildi.</w:t>
             </w:r>
           </w:p>
         </w:tc>
@@ -7155,7 +8126,7 @@
                 <w:sz w:val="19"/>
                 <w:szCs w:val="19"/>
               </w:rPr>
-              <w:t xml:space="preserve">Robot ve engel konumları zaman damgasıyla değil, kayıt sırasıyla eşleştiriliyor (~20-30 Hz'de yeterli ama tam senkron değil).</w:t>
+              <w:t xml:space="preserve">Robot ve engel konumları artık zaman damgasıyla hizalanıyor (index-ratio eşleştirme); önceki kayıt-sırası eşleştirmesi terk edildi.</w:t>
             </w:r>
           </w:p>
         </w:tc>
@@ -7199,7 +8170,93 @@
                 <w:sz w:val="19"/>
                 <w:szCs w:val="19"/>
               </w:rPr>
-              <w:t xml:space="preserve">Şu ana kadar sadece 1.4× test edildi (engel 0.3 m/s, robot 0.22 m/s). Tezin iddiası 6×'a kadar uzanıyor — sınır haritasına henüz başlanmadı.</w:t>
+              <w:t xml:space="preserve">Ana ızgara kampanyasında (Bölüm 10.5) engel hızı 0.4-1.4 m/s tarandı - robot v_max=0.22 m/s olduğundan oran ~1.8x-6.4x. Tezin hedeflediği aralığın büyük kısmı artık kapsanıyor.</w:t>
+            </w:r>
+          </w:p>
+        </w:tc>
+      </w:tr>
+      <w:tr>
+        <w:tc>
+          <w:tcPr>
+            <w:tcW w:type="dxa" w:w="2400"/>
+            <w:tcMar>
+              <w:top w:type="dxa" w:w="60"/>
+              <w:left w:type="dxa" w:w="100"/>
+              <w:bottom w:type="dxa" w:w="60"/>
+              <w:right w:type="dxa" w:w="100"/>
+            </w:tcMar>
+          </w:tcPr>
+          <w:p>
+            <w:r>
+              <w:rPr>
+                <w:sz w:val="19"/>
+                <w:szCs w:val="19"/>
+              </w:rPr>
+              <w:t xml:space="preserve">Zaman aşımı (duration)</w:t>
+            </w:r>
+          </w:p>
+        </w:tc>
+        <w:tc>
+          <w:tcPr>
+            <w:tcW w:type="dxa" w:w="6626"/>
+            <w:tcMar>
+              <w:top w:type="dxa" w:w="60"/>
+              <w:left w:type="dxa" w:w="100"/>
+              <w:bottom w:type="dxa" w:w="60"/>
+              <w:right w:type="dxa" w:w="100"/>
+            </w:tcMar>
+          </w:tcPr>
+          <w:p>
+            <w:r>
+              <w:rPr>
+                <w:sz w:val="19"/>
+                <w:szCs w:val="19"/>
+              </w:rPr>
+              <w:t xml:space="preserve">Mevcut kampanyalarda duration=15s, goal_seeking nominalın hedefe (4.0 m) ulaşması için gereken minimum ~18.2s'nin altında - goal_reached/time_to_goal metrikleri şu an kullanılamıyor. duration=30s alt kümesi planlandı.</w:t>
+            </w:r>
+          </w:p>
+        </w:tc>
+      </w:tr>
+      <w:tr>
+        <w:tc>
+          <w:tcPr>
+            <w:tcW w:type="dxa" w:w="2400"/>
+            <w:shd w:fill="F7F9FC" w:val="clear"/>
+            <w:tcMar>
+              <w:top w:type="dxa" w:w="60"/>
+              <w:left w:type="dxa" w:w="100"/>
+              <w:bottom w:type="dxa" w:w="60"/>
+              <w:right w:type="dxa" w:w="100"/>
+            </w:tcMar>
+          </w:tcPr>
+          <w:p>
+            <w:r>
+              <w:rPr>
+                <w:sz w:val="19"/>
+                <w:szCs w:val="19"/>
+              </w:rPr>
+              <w:t xml:space="preserve">Simülatör güvenilirliği</w:t>
+            </w:r>
+          </w:p>
+        </w:tc>
+        <w:tc>
+          <w:tcPr>
+            <w:tcW w:type="dxa" w:w="6626"/>
+            <w:shd w:fill="F7F9FC" w:val="clear"/>
+            <w:tcMar>
+              <w:top w:type="dxa" w:w="60"/>
+              <w:left w:type="dxa" w:w="100"/>
+              <w:bottom w:type="dxa" w:w="60"/>
+              <w:right w:type="dxa" w:w="100"/>
+            </w:tcMar>
+          </w:tcPr>
+          <w:p>
+            <w:r>
+              <w:rPr>
+                <w:sz w:val="19"/>
+                <w:szCs w:val="19"/>
+              </w:rPr>
+              <w:t xml:space="preserve">run_valid bayrağıyla (Bölüm 9.6) 1049 koşudan ~3'ünde (%0.3) fiziksel olarak imkânsız "ışınlanma" tipi anomali tespit edildi - düşük ama sıfır olmayan bir oran, izlenmesi gerekiyor.</w:t>
             </w:r>
           </w:p>
         </w:tc>
@@ -7540,7 +8597,7 @@
                 <w:sz w:val="19"/>
                 <w:szCs w:val="19"/>
               </w:rPr>
-              <w:t xml:space="preserve">Aktüatör gecikmesi teşhisi (statik artık ihlalin sebebi)</w:t>
+              <w:t xml:space="preserve">QP maliyet normalizasyonu (Bölüm 6.1)</w:t>
             </w:r>
           </w:p>
         </w:tc>
@@ -7560,7 +8617,7 @@
                 <w:sz w:val="19"/>
                 <w:szCs w:val="19"/>
               </w:rPr>
-              <w:t xml:space="preserve">Sırada — yeni koşu gerekmiyor</w:t>
+              <w:t xml:space="preserve">Tamamlandı</w:t>
             </w:r>
           </w:p>
         </w:tc>
@@ -7604,7 +8661,7 @@
                 <w:sz w:val="19"/>
                 <w:szCs w:val="19"/>
               </w:rPr>
-              <w:t xml:space="preserve">SHIFT modunun türev düzeltmesi ve üçlü karşılaştırma</w:t>
+              <w:t xml:space="preserve">SHIFT_CORRECT modu eklendi, dört modlu karşılaştırma</w:t>
             </w:r>
           </w:p>
         </w:tc>
@@ -7625,7 +8682,7 @@
                 <w:sz w:val="19"/>
                 <w:szCs w:val="19"/>
               </w:rPr>
-              <w:t xml:space="preserve">Planlandı</w:t>
+              <w:t xml:space="preserve">Tamamlandı</w:t>
             </w:r>
           </w:p>
         </w:tc>
@@ -7667,7 +8724,7 @@
                 <w:sz w:val="19"/>
                 <w:szCs w:val="19"/>
               </w:rPr>
-              <w:t xml:space="preserve">HIZ ORANI TARAMASI — sınır haritasının ilk kesiti</w:t>
+              <w:t xml:space="preserve">Hedef-arayan nominal kontrolcü (Bölüm 9.7)</w:t>
             </w:r>
           </w:p>
         </w:tc>
@@ -7687,7 +8744,7 @@
                 <w:sz w:val="19"/>
                 <w:szCs w:val="19"/>
               </w:rPr>
-              <w:t xml:space="preserve">Planlandı (tezin çekirdeği)</w:t>
+              <w:t xml:space="preserve">Tamamlandı</w:t>
             </w:r>
           </w:p>
         </w:tc>
@@ -7731,7 +8788,7 @@
                 <w:sz w:val="19"/>
                 <w:szCs w:val="19"/>
               </w:rPr>
-              <w:t xml:space="preserve">α (alfa) taraması</w:t>
+              <w:t xml:space="preserve">ANA IZGARA KAMPANYASI (İŞ 5.4-B) — 600 koşu</w:t>
             </w:r>
           </w:p>
         </w:tc>
@@ -7752,7 +8809,7 @@
                 <w:sz w:val="19"/>
                 <w:szCs w:val="19"/>
               </w:rPr>
-              <w:t xml:space="preserve">Planlandı</w:t>
+              <w:t xml:space="preserve">Tamamlandı</w:t>
             </w:r>
           </w:p>
         </w:tc>
@@ -7794,6 +8851,260 @@
                 <w:sz w:val="19"/>
                 <w:szCs w:val="19"/>
               </w:rPr>
+              <w:t xml:space="preserve">İki sınır eğrisi, y=0.6 konservatiflik, tünelleme, run_valid (Bölüm 10.6-10.8, 9.6)</w:t>
+            </w:r>
+          </w:p>
+        </w:tc>
+        <w:tc>
+          <w:tcPr>
+            <w:tcW w:type="dxa" w:w="3026"/>
+            <w:tcMar>
+              <w:top w:type="dxa" w:w="60"/>
+              <w:left w:type="dxa" w:w="100"/>
+              <w:bottom w:type="dxa" w:w="60"/>
+              <w:right w:type="dxa" w:w="100"/>
+            </w:tcMar>
+          </w:tcPr>
+          <w:p>
+            <w:r>
+              <w:rPr>
+                <w:sz w:val="19"/>
+                <w:szCs w:val="19"/>
+              </w:rPr>
+              <w:t xml:space="preserve">Tamamlandı</w:t>
+            </w:r>
+          </w:p>
+        </w:tc>
+      </w:tr>
+      <w:tr>
+        <w:tc>
+          <w:tcPr>
+            <w:tcW w:type="dxa" w:w="700"/>
+            <w:shd w:fill="F7F9FC" w:val="clear"/>
+            <w:tcMar>
+              <w:top w:type="dxa" w:w="60"/>
+              <w:left w:type="dxa" w:w="100"/>
+              <w:bottom w:type="dxa" w:w="60"/>
+              <w:right w:type="dxa" w:w="100"/>
+            </w:tcMar>
+          </w:tcPr>
+          <w:p>
+            <w:r>
+              <w:rPr>
+                <w:sz w:val="19"/>
+                <w:szCs w:val="19"/>
+              </w:rPr>
+              <w:t xml:space="preserve">8</w:t>
+            </w:r>
+          </w:p>
+        </w:tc>
+        <w:tc>
+          <w:tcPr>
+            <w:tcW w:type="dxa" w:w="5300"/>
+            <w:shd w:fill="F7F9FC" w:val="clear"/>
+            <w:tcMar>
+              <w:top w:type="dxa" w:w="60"/>
+              <w:left w:type="dxa" w:w="100"/>
+              <w:bottom w:type="dxa" w:w="60"/>
+              <w:right w:type="dxa" w:w="100"/>
+            </w:tcMar>
+          </w:tcPr>
+          <w:p>
+            <w:r>
+              <w:rPr>
+                <w:sz w:val="19"/>
+                <w:szCs w:val="19"/>
+              </w:rPr>
+              <w:t xml:space="preserve">duration=30s alt kümesi — goal_reached/time_to_goal kurtarma (180 koşu)</w:t>
+            </w:r>
+          </w:p>
+        </w:tc>
+        <w:tc>
+          <w:tcPr>
+            <w:tcW w:type="dxa" w:w="3026"/>
+            <w:shd w:fill="F7F9FC" w:val="clear"/>
+            <w:tcMar>
+              <w:top w:type="dxa" w:w="60"/>
+              <w:left w:type="dxa" w:w="100"/>
+              <w:bottom w:type="dxa" w:w="60"/>
+              <w:right w:type="dxa" w:w="100"/>
+            </w:tcMar>
+          </w:tcPr>
+          <w:p>
+            <w:r>
+              <w:rPr>
+                <w:sz w:val="19"/>
+                <w:szCs w:val="19"/>
+              </w:rPr>
+              <w:t xml:space="preserve">Karar bekliyor</w:t>
+            </w:r>
+          </w:p>
+        </w:tc>
+      </w:tr>
+      <w:tr>
+        <w:tc>
+          <w:tcPr>
+            <w:tcW w:type="dxa" w:w="700"/>
+            <w:tcMar>
+              <w:top w:type="dxa" w:w="60"/>
+              <w:left w:type="dxa" w:w="100"/>
+              <w:bottom w:type="dxa" w:w="60"/>
+              <w:right w:type="dxa" w:w="100"/>
+            </w:tcMar>
+          </w:tcPr>
+          <w:p>
+            <w:r>
+              <w:rPr>
+                <w:sz w:val="19"/>
+                <w:szCs w:val="19"/>
+              </w:rPr>
+              <w:t xml:space="preserve">9</w:t>
+            </w:r>
+          </w:p>
+        </w:tc>
+        <w:tc>
+          <w:tcPr>
+            <w:tcW w:type="dxa" w:w="5300"/>
+            <w:tcMar>
+              <w:top w:type="dxa" w:w="60"/>
+              <w:left w:type="dxa" w:w="100"/>
+              <w:bottom w:type="dxa" w:w="60"/>
+              <w:right w:type="dxa" w:w="100"/>
+            </w:tcMar>
+          </w:tcPr>
+          <w:p>
+            <w:r>
+              <w:rPr>
+                <w:sz w:val="19"/>
+                <w:szCs w:val="19"/>
+              </w:rPr>
+              <w:t xml:space="preserve">Izgara boşluğu doldurma — y=0.35/0.40 (240 koşu)</w:t>
+            </w:r>
+          </w:p>
+        </w:tc>
+        <w:tc>
+          <w:tcPr>
+            <w:tcW w:type="dxa" w:w="3026"/>
+            <w:tcMar>
+              <w:top w:type="dxa" w:w="60"/>
+              <w:left w:type="dxa" w:w="100"/>
+              <w:bottom w:type="dxa" w:w="60"/>
+              <w:right w:type="dxa" w:w="100"/>
+            </w:tcMar>
+          </w:tcPr>
+          <w:p>
+            <w:r>
+              <w:rPr>
+                <w:sz w:val="19"/>
+                <w:szCs w:val="19"/>
+              </w:rPr>
+              <w:t xml:space="preserve">Karar bekliyor</w:t>
+            </w:r>
+          </w:p>
+        </w:tc>
+      </w:tr>
+      <w:tr>
+        <w:tc>
+          <w:tcPr>
+            <w:tcW w:type="dxa" w:w="700"/>
+            <w:shd w:fill="F7F9FC" w:val="clear"/>
+            <w:tcMar>
+              <w:top w:type="dxa" w:w="60"/>
+              <w:left w:type="dxa" w:w="100"/>
+              <w:bottom w:type="dxa" w:w="60"/>
+              <w:right w:type="dxa" w:w="100"/>
+            </w:tcMar>
+          </w:tcPr>
+          <w:p>
+            <w:r>
+              <w:rPr>
+                <w:sz w:val="19"/>
+                <w:szCs w:val="19"/>
+              </w:rPr>
+              <w:t xml:space="preserve">10</w:t>
+            </w:r>
+          </w:p>
+        </w:tc>
+        <w:tc>
+          <w:tcPr>
+            <w:tcW w:type="dxa" w:w="5300"/>
+            <w:shd w:fill="F7F9FC" w:val="clear"/>
+            <w:tcMar>
+              <w:top w:type="dxa" w:w="60"/>
+              <w:left w:type="dxa" w:w="100"/>
+              <w:bottom w:type="dxa" w:w="60"/>
+              <w:right w:type="dxa" w:w="100"/>
+            </w:tcMar>
+          </w:tcPr>
+          <w:p>
+            <w:r>
+              <w:rPr>
+                <w:sz w:val="19"/>
+                <w:szCs w:val="19"/>
+              </w:rPr>
+              <w:t xml:space="preserve">Öngörü ufku (T) taraması — ayrışma bandında REACTIVE/SHIFT_CORRECT/DCBF</w:t>
+            </w:r>
+          </w:p>
+        </w:tc>
+        <w:tc>
+          <w:tcPr>
+            <w:tcW w:type="dxa" w:w="3026"/>
+            <w:shd w:fill="F7F9FC" w:val="clear"/>
+            <w:tcMar>
+              <w:top w:type="dxa" w:w="60"/>
+              <w:left w:type="dxa" w:w="100"/>
+              <w:bottom w:type="dxa" w:w="60"/>
+              <w:right w:type="dxa" w:w="100"/>
+            </w:tcMar>
+          </w:tcPr>
+          <w:p>
+            <w:r>
+              <w:rPr>
+                <w:sz w:val="19"/>
+                <w:szCs w:val="19"/>
+              </w:rPr>
+              <w:t xml:space="preserve">Planlandı</w:t>
+            </w:r>
+          </w:p>
+        </w:tc>
+      </w:tr>
+      <w:tr>
+        <w:tc>
+          <w:tcPr>
+            <w:tcW w:type="dxa" w:w="700"/>
+            <w:tcMar>
+              <w:top w:type="dxa" w:w="60"/>
+              <w:left w:type="dxa" w:w="100"/>
+              <w:bottom w:type="dxa" w:w="60"/>
+              <w:right w:type="dxa" w:w="100"/>
+            </w:tcMar>
+          </w:tcPr>
+          <w:p>
+            <w:r>
+              <w:rPr>
+                <w:sz w:val="19"/>
+                <w:szCs w:val="19"/>
+              </w:rPr>
+              <w:t xml:space="preserve">11</w:t>
+            </w:r>
+          </w:p>
+        </w:tc>
+        <w:tc>
+          <w:tcPr>
+            <w:tcW w:type="dxa" w:w="5300"/>
+            <w:tcMar>
+              <w:top w:type="dxa" w:w="60"/>
+              <w:left w:type="dxa" w:w="100"/>
+              <w:bottom w:type="dxa" w:w="60"/>
+              <w:right w:type="dxa" w:w="100"/>
+            </w:tcMar>
+          </w:tcPr>
+          <w:p>
+            <w:r>
+              <w:rPr>
+                <w:sz w:val="19"/>
+                <w:szCs w:val="19"/>
+              </w:rPr>
               <w:t xml:space="preserve">Tez metnine yazım</w:t>
             </w:r>
           </w:p>
@@ -7814,7 +9125,7 @@
                 <w:sz w:val="19"/>
                 <w:szCs w:val="19"/>
               </w:rPr>
-              <w:t xml:space="preserve">Bekliyor (1-5 kapanmadan başlanmayacak)</w:t>
+              <w:t xml:space="preserve">Bekliyor (8-10 kapanmadan başlanmayacak)</w:t>
             </w:r>
           </w:p>
         </w:tc>
@@ -7834,7 +9145,7 @@
           <w:sz w:val="22"/>
           <w:szCs w:val="22"/>
         </w:rPr>
-        <w:t xml:space="preserve">İş 5 tezin asıl sorusuna cevap verecek olan kampanya: engel hızı 0.3'ten 2.0 m/s'ye kadar artırılırken REACTIVE ve DCBF eğrilerinin nerede ayrıştığı ve DCBF'in de nerede çöktüğü ölçülecek. Bu, "feasibility sınır haritası"nın ilk kesiti olacak.</w:t>
+        <w:t xml:space="preserve">Sıradaki iki iş (8 ve 9), henüz yeni koşu gerektirmeyen analiz turlarının aksine, gerçek yeni kampanyalar. Bunlar netleştikten sonra öngörü ufku taraması (10) tasarlanacak — bu, tezin "feasibility sınır haritası" iddiasının en doğrudan testi olacak.</w:t>
       </w:r>
     </w:p>
     <w:p>
@@ -8651,6 +9962,264 @@
                 <w:szCs w:val="19"/>
               </w:rPr>
               <w:t xml:space="preserve">Fiziksel temasın gerçekleştiği merkez-merkez mesafe (0.3737 m).</w:t>
+            </w:r>
+          </w:p>
+        </w:tc>
+      </w:tr>
+      <w:tr>
+        <w:tc>
+          <w:tcPr>
+            <w:tcW w:type="dxa" w:w="2000"/>
+            <w:shd w:fill="F7F9FC" w:val="clear"/>
+            <w:tcMar>
+              <w:top w:type="dxa" w:w="60"/>
+              <w:left w:type="dxa" w:w="100"/>
+              <w:bottom w:type="dxa" w:w="60"/>
+              <w:right w:type="dxa" w:w="100"/>
+            </w:tcMar>
+          </w:tcPr>
+          <w:p>
+            <w:r>
+              <w:rPr>
+                <w:sz w:val="19"/>
+                <w:szCs w:val="19"/>
+              </w:rPr>
+              <w:t xml:space="preserve">margin_violation</w:t>
+            </w:r>
+          </w:p>
+        </w:tc>
+        <w:tc>
+          <w:tcPr>
+            <w:tcW w:type="dxa" w:w="7026"/>
+            <w:shd w:fill="F7F9FC" w:val="clear"/>
+            <w:tcMar>
+              <w:top w:type="dxa" w:w="60"/>
+              <w:left w:type="dxa" w:w="100"/>
+              <w:bottom w:type="dxa" w:w="60"/>
+              <w:right w:type="dxa" w:w="100"/>
+            </w:tcMar>
+          </w:tcPr>
+          <w:p>
+            <w:r>
+              <w:rPr>
+                <w:sz w:val="19"/>
+                <w:szCs w:val="19"/>
+              </w:rPr>
+              <w:t xml:space="preserve">h_min &lt; 0 durumu — tasarım garantisinin (ileri değişmezlik) ihlali. contact ile aynı şey değil.</w:t>
+            </w:r>
+          </w:p>
+        </w:tc>
+      </w:tr>
+      <w:tr>
+        <w:tc>
+          <w:tcPr>
+            <w:tcW w:type="dxa" w:w="2000"/>
+            <w:tcMar>
+              <w:top w:type="dxa" w:w="60"/>
+              <w:left w:type="dxa" w:w="100"/>
+              <w:bottom w:type="dxa" w:w="60"/>
+              <w:right w:type="dxa" w:w="100"/>
+            </w:tcMar>
+          </w:tcPr>
+          <w:p>
+            <w:r>
+              <w:rPr>
+                <w:sz w:val="19"/>
+                <w:szCs w:val="19"/>
+              </w:rPr>
+              <w:t xml:space="preserve">SHIFT_CORRECT</w:t>
+            </w:r>
+          </w:p>
+        </w:tc>
+        <w:tc>
+          <w:tcPr>
+            <w:tcW w:type="dxa" w:w="7026"/>
+            <w:tcMar>
+              <w:top w:type="dxa" w:w="60"/>
+              <w:left w:type="dxa" w:w="100"/>
+              <w:bottom w:type="dxa" w:w="60"/>
+              <w:right w:type="dxa" w:w="100"/>
+            </w:tcMar>
+          </w:tcPr>
+          <w:p>
+            <w:r>
+              <w:rPr>
+                <w:sz w:val="19"/>
+                <w:szCs w:val="19"/>
+              </w:rPr>
+              <w:t xml:space="preserve">SHIFT modunun türev-düzeltilmiş hali. T=0 iken matematiksel olarak DCBF ile özdeştir.</w:t>
+            </w:r>
+          </w:p>
+        </w:tc>
+      </w:tr>
+      <w:tr>
+        <w:tc>
+          <w:tcPr>
+            <w:tcW w:type="dxa" w:w="2000"/>
+            <w:shd w:fill="F7F9FC" w:val="clear"/>
+            <w:tcMar>
+              <w:top w:type="dxa" w:w="60"/>
+              <w:left w:type="dxa" w:w="100"/>
+              <w:bottom w:type="dxa" w:w="60"/>
+              <w:right w:type="dxa" w:w="100"/>
+            </w:tcMar>
+          </w:tcPr>
+          <w:p>
+            <w:r>
+              <w:rPr>
+                <w:sz w:val="19"/>
+                <w:szCs w:val="19"/>
+              </w:rPr>
+              <w:t xml:space="preserve">cost_normalized</w:t>
+            </w:r>
+          </w:p>
+        </w:tc>
+        <w:tc>
+          <w:tcPr>
+            <w:tcW w:type="dxa" w:w="7026"/>
+            <w:shd w:fill="F7F9FC" w:val="clear"/>
+            <w:tcMar>
+              <w:top w:type="dxa" w:w="60"/>
+              <w:left w:type="dxa" w:w="100"/>
+              <w:bottom w:type="dxa" w:w="60"/>
+              <w:right w:type="dxa" w:w="100"/>
+            </w:tcMar>
+          </w:tcPr>
+          <w:p>
+            <w:r>
+              <w:rPr>
+                <w:sz w:val="19"/>
+                <w:szCs w:val="19"/>
+              </w:rPr>
+              <w:t xml:space="preserve">QP maliyet fonksiyonunun v ve w eksenlerini kendi fiziksel aralıklarına göre ölçeklendiren bayrak (Bölüm 6.1).</w:t>
+            </w:r>
+          </w:p>
+        </w:tc>
+      </w:tr>
+      <w:tr>
+        <w:tc>
+          <w:tcPr>
+            <w:tcW w:type="dxa" w:w="2000"/>
+            <w:tcMar>
+              <w:top w:type="dxa" w:w="60"/>
+              <w:left w:type="dxa" w:w="100"/>
+              <w:bottom w:type="dxa" w:w="60"/>
+              <w:right w:type="dxa" w:w="100"/>
+            </w:tcMar>
+          </w:tcPr>
+          <w:p>
+            <w:r>
+              <w:rPr>
+                <w:sz w:val="19"/>
+                <w:szCs w:val="19"/>
+              </w:rPr>
+              <w:t xml:space="preserve">run_valid</w:t>
+            </w:r>
+          </w:p>
+        </w:tc>
+        <w:tc>
+          <w:tcPr>
+            <w:tcW w:type="dxa" w:w="7026"/>
+            <w:tcMar>
+              <w:top w:type="dxa" w:w="60"/>
+              <w:left w:type="dxa" w:w="100"/>
+              <w:bottom w:type="dxa" w:w="60"/>
+              <w:right w:type="dxa" w:w="100"/>
+            </w:tcMar>
+          </w:tcPr>
+          <w:p>
+            <w:r>
+              <w:rPr>
+                <w:sz w:val="19"/>
+                <w:szCs w:val="19"/>
+              </w:rPr>
+              <w:t xml:space="preserve">Bir koşunun fiziksel olarak olası olup olmadığını gösteren otomatik bayrak (Bölüm 9.6).</w:t>
+            </w:r>
+          </w:p>
+        </w:tc>
+      </w:tr>
+      <w:tr>
+        <w:tc>
+          <w:tcPr>
+            <w:tcW w:type="dxa" w:w="2000"/>
+            <w:shd w:fill="F7F9FC" w:val="clear"/>
+            <w:tcMar>
+              <w:top w:type="dxa" w:w="60"/>
+              <w:left w:type="dxa" w:w="100"/>
+              <w:bottom w:type="dxa" w:w="60"/>
+              <w:right w:type="dxa" w:w="100"/>
+            </w:tcMar>
+          </w:tcPr>
+          <w:p>
+            <w:r>
+              <w:rPr>
+                <w:sz w:val="19"/>
+                <w:szCs w:val="19"/>
+              </w:rPr>
+              <w:t xml:space="preserve">Tünelleme</w:t>
+            </w:r>
+          </w:p>
+        </w:tc>
+        <w:tc>
+          <w:tcPr>
+            <w:tcW w:type="dxa" w:w="7026"/>
+            <w:shd w:fill="F7F9FC" w:val="clear"/>
+            <w:tcMar>
+              <w:top w:type="dxa" w:w="60"/>
+              <w:left w:type="dxa" w:w="100"/>
+              <w:bottom w:type="dxa" w:w="60"/>
+              <w:right w:type="dxa" w:w="100"/>
+            </w:tcMar>
+          </w:tcPr>
+          <w:p>
+            <w:r>
+              <w:rPr>
+                <w:sz w:val="19"/>
+                <w:szCs w:val="19"/>
+              </w:rPr>
+              <w:t xml:space="preserve">Hızlı kapanan iki rijit cismin ayrık-zamanlı fizik simülasyonunda bir adımda birbirinin içinden geçmesi.</w:t>
+            </w:r>
+          </w:p>
+        </w:tc>
+      </w:tr>
+      <w:tr>
+        <w:tc>
+          <w:tcPr>
+            <w:tcW w:type="dxa" w:w="2000"/>
+            <w:tcMar>
+              <w:top w:type="dxa" w:w="60"/>
+              <w:left w:type="dxa" w:w="100"/>
+              <w:bottom w:type="dxa" w:w="60"/>
+              <w:right w:type="dxa" w:w="100"/>
+            </w:tcMar>
+          </w:tcPr>
+          <w:p>
+            <w:r>
+              <w:rPr>
+                <w:sz w:val="19"/>
+                <w:szCs w:val="19"/>
+              </w:rPr>
+              <w:t xml:space="preserve">goal_seeking nominal</w:t>
+            </w:r>
+          </w:p>
+        </w:tc>
+        <w:tc>
+          <w:tcPr>
+            <w:tcW w:type="dxa" w:w="7026"/>
+            <w:tcMar>
+              <w:top w:type="dxa" w:w="60"/>
+              <w:left w:type="dxa" w:w="100"/>
+              <w:bottom w:type="dxa" w:w="60"/>
+              <w:right w:type="dxa" w:w="100"/>
+            </w:tcMar>
+          </w:tcPr>
+          <w:p>
+            <w:r>
+              <w:rPr>
+                <w:sz w:val="19"/>
+                <w:szCs w:val="19"/>
+              </w:rPr>
+              <w:t xml:space="preserve">Engelden habersiz, hedefe oransal olarak yönelen nominal kontrolcü (Bölüm 9.7).</w:t>
             </w:r>
           </w:p>
         </w:tc>

--- a/docs/RAPOR1_Sistem_Aciklamasi.docx
+++ b/docs/RAPOR1_Sistem_Aciklamasi.docx
@@ -2484,6 +2484,1237 @@
           <w:szCs w:val="21"/>
         </w:rPr>
         <w:t xml:space="preserve">Bu düzeltme geriye dönük bir bulguyu geçersiz kıldı: daha önce v_min = -0.22 m/s (robotun geri gidebilmesi) tanımlandığında çarpışma oranının 0/10'dan 10/10'a çıktığı gözlenmişti. Aynı test normalize maliyetle tekrarlandığında sonuç 0/10 -&gt; 0/10 çıktı, bozulma yok. Önceki "geri gidebilme güvenliği bozar" sonucu, filtrenin gerçek bir davranışı değil, dengesiz maliyet fonksiyonunun bir yapaylığıymış. Ana ızgara kampanyası (Bölüm 10.4 ve sonrası) normalize maliyetle koşuldu.</w:t>
+      </w:r>
+    </w:p>
+    <w:p>
+      <w:pPr>
+        <w:pStyle w:val="Heading2"/>
+        <w:spacing w:after="140" w:before="280"/>
+      </w:pPr>
+      <w:r>
+        <w:rPr>
+          <w:b/>
+          <w:bCs/>
+          <w:color w:val="2E74B5"/>
+          <w:sz w:val="26"/>
+          <w:szCs w:val="26"/>
+        </w:rPr>
+        <w:t xml:space="preserve">6.2 Slack'li QP: Gevşetilmiş Güvenlik Kısıtı</w:t>
+      </w:r>
+    </w:p>
+    <w:p>
+      <w:pPr>
+        <w:spacing w:after="120" w:line="276"/>
+      </w:pPr>
+      <w:r>
+        <w:rPr>
+          <w:sz w:val="22"/>
+          <w:szCs w:val="22"/>
+        </w:rPr>
+        <w:t xml:space="preserve">Bölüm 4.5'te anlatılan infeasibility durumunda kod maksimum fren (u=[0,0]) uyguluyordu. Ana ızgara kampanyasının verisi bu tercihin bir sorun yarattığını gösterdi: yüksek engel hızında (v=1.4) müdahale büyüklüğü bütünüyle çöküyordu (y=0.3'te 9.51'den 1.14'e). Filtre "pes ediyor" gibi görünüyordu.</w:t>
+      </w:r>
+    </w:p>
+    <w:p>
+      <w:pPr>
+        <w:spacing w:after="120" w:line="276"/>
+      </w:pPr>
+      <w:r>
+        <w:rPr>
+          <w:sz w:val="22"/>
+          <w:szCs w:val="22"/>
+        </w:rPr>
+        <w:t xml:space="preserve">Hipotez şuydu: ölçtüğümüz kritik hız, filtrenin fiziksel sınırını değil, anlamlı komut üretmeyi bıraktığı noktayı ölçüyor. Bunu ayırmak için kısıt gevşetildi — ihlale izin verilir ama cezalandırılır:</w:t>
+      </w:r>
+    </w:p>
+    <w:p>
+      <w:pPr>
+        <w:shd w:fill="F2F2F2" w:val="clear"/>
+        <w:spacing w:after="0" w:before="60"/>
+        <w:ind w:left="340"/>
+      </w:pPr>
+      <w:r>
+        <w:rPr>
+          <w:rFonts w:ascii="Consolas" w:cs="Consolas" w:eastAsia="Consolas" w:hAnsi="Consolas"/>
+          <w:sz w:val="20"/>
+          <w:szCs w:val="20"/>
+        </w:rPr>
+        <w:t xml:space="preserve">min_u,d   w_v*((v-v_nom)/v_araligi)^2 + w_w*((w-w_nom)/w_araligi)^2 + rho*d^2</w:t>
+      </w:r>
+    </w:p>
+    <w:p>
+      <w:pPr>
+        <w:shd w:fill="F2F2F2" w:val="clear"/>
+        <w:spacing w:after="0" w:before="0"/>
+        <w:ind w:left="340"/>
+      </w:pPr>
+      <w:r>
+        <w:rPr>
+          <w:rFonts w:ascii="Consolas" w:cs="Consolas" w:eastAsia="Consolas" w:hAnsi="Consolas"/>
+          <w:sz w:val="20"/>
+          <w:szCs w:val="20"/>
+        </w:rPr>
+        <w:t xml:space="preserve">s.t.      h_dot(x,u)  &gt;=  -alpha*h(x) - d      &lt;- d = slack (gevseme)</w:t>
+      </w:r>
+    </w:p>
+    <w:p>
+      <w:pPr>
+        <w:shd w:fill="F2F2F2" w:val="clear"/>
+        <w:spacing w:after="0" w:before="0"/>
+        <w:ind w:left="340"/>
+      </w:pPr>
+      <w:r>
+        <w:rPr>
+          <w:rFonts w:ascii="Consolas" w:cs="Consolas" w:eastAsia="Consolas" w:hAnsi="Consolas"/>
+          <w:sz w:val="20"/>
+          <w:szCs w:val="20"/>
+        </w:rPr>
+        <w:t xml:space="preserve">          d &gt;= 0</w:t>
+      </w:r>
+    </w:p>
+    <w:p>
+      <w:pPr>
+        <w:shd w:fill="F2F2F2" w:val="clear"/>
+        <w:spacing w:after="140" w:before="0"/>
+        <w:ind w:left="340"/>
+      </w:pPr>
+      <w:r>
+        <w:rPr>
+          <w:rFonts w:ascii="Consolas" w:cs="Consolas" w:eastAsia="Consolas" w:hAnsi="Consolas"/>
+          <w:sz w:val="20"/>
+          <w:szCs w:val="20"/>
+        </w:rPr>
+        <w:t xml:space="preserve">          v_min &lt;= v &lt;= v_max,   |w| &lt;= w_max  &lt;- kutu kisitlari (d'den BAGIMSIZ)</w:t>
+      </w:r>
+    </w:p>
+    <w:p>
+      <w:pPr>
+        <w:spacing w:after="120" w:line="276"/>
+      </w:pPr>
+      <w:r>
+        <w:rPr>
+          <w:sz w:val="22"/>
+          <w:szCs w:val="22"/>
+        </w:rPr>
+        <w:t xml:space="preserve">Karar değişkeni artık üç: [v, ω, δ]. Kısıt sağlanabiliyorsa δ=0 çıkar ve çözüm hard versiyonla ÖZDEŞ olur (geriye dönük uyumluluk korunur). Sağlanamıyorsa QP yine de bir çözüm üretir — infeasible durumu tamamen ortadan kalkar.</w:t>
+      </w:r>
+    </w:p>
+    <w:p>
+      <w:pPr>
+        <w:pBdr>
+          <w:top w:val="single" w:color="FFF2CC" w:sz="2" w:space="6"/>
+          <w:bottom w:val="single" w:color="FFF2CC" w:sz="2" w:space="6"/>
+          <w:left w:val="single" w:color="BF8F00" w:sz="18" w:space="8"/>
+          <w:right w:val="single" w:color="FFF2CC" w:sz="2" w:space="6"/>
+        </w:pBdr>
+        <w:shd w:fill="FFF2CC" w:val="clear"/>
+        <w:spacing w:after="160" w:before="120" w:line="276"/>
+      </w:pPr>
+      <w:r>
+        <w:rPr>
+          <w:sz w:val="21"/>
+          <w:szCs w:val="21"/>
+        </w:rPr>
+        <w:t xml:space="preserve">Kritik tasarım detayı: slack SADECE güvenlik kısıtına uygulanır, aktüatör limitlerine (v/ω kutu kısıtları) DEĞİL. Robotun fiziksel olarak yapamayacağı bir komut hiçbir koşulda üretilmez.</w:t>
+      </w:r>
+    </w:p>
+    <w:p>
+      <w:pPr>
+        <w:pStyle w:val="Heading3"/>
+        <w:spacing w:after="100" w:before="200"/>
+      </w:pPr>
+      <w:r>
+        <w:rPr>
+          <w:b/>
+          <w:bCs/>
+          <w:color w:val="333333"/>
+          <w:sz w:val="23"/>
+          <w:szCs w:val="23"/>
+        </w:rPr>
+        <w:t xml:space="preserve">Beklenmeyen bulgu: slack güvenliği bozmadı, İYİLEŞTİRDİ</w:t>
+      </w:r>
+    </w:p>
+    <w:p>
+      <w:pPr>
+        <w:spacing w:after="120" w:line="276"/>
+      </w:pPr>
+      <w:r>
+        <w:rPr>
+          <w:sz w:val="22"/>
+          <w:szCs w:val="22"/>
+        </w:rPr>
+        <w:t xml:space="preserve">60 koşuluk doğrulama kampanyası (y=0.3, DCBF, v={0.8, 1.2, 1.4}, N=10) beklenenden farklı bir sonuç verdi:</w:t>
+      </w:r>
+    </w:p>
+    <w:p>
+      <w:pPr>
+        <w:spacing w:after="80"/>
+      </w:pPr>
+    </w:p>
+    <w:tbl>
+      <w:tblPr>
+        <w:tblW w:type="dxa" w:w="9026"/>
+        <w:tblBorders>
+          <w:top w:val="single" w:color="auto" w:sz="4"/>
+          <w:left w:val="single" w:color="auto" w:sz="4"/>
+          <w:bottom w:val="single" w:color="auto" w:sz="4"/>
+          <w:right w:val="single" w:color="auto" w:sz="4"/>
+          <w:insideH w:val="single" w:color="auto" w:sz="4"/>
+          <w:insideV w:val="single" w:color="auto" w:sz="4"/>
+        </w:tblBorders>
+      </w:tblPr>
+      <w:tblGrid>
+        <w:gridCol w:w="3200"/>
+        <w:gridCol w:w="1942"/>
+        <w:gridCol w:w="1942"/>
+        <w:gridCol w:w="1942"/>
+      </w:tblGrid>
+      <w:tr>
+        <w:trPr>
+          <w:tblHeader/>
+        </w:trPr>
+        <w:tc>
+          <w:tcPr>
+            <w:tcW w:type="dxa" w:w="3200"/>
+            <w:shd w:fill="D9E2F3" w:val="clear"/>
+            <w:tcMar>
+              <w:top w:type="dxa" w:w="60"/>
+              <w:left w:type="dxa" w:w="100"/>
+              <w:bottom w:type="dxa" w:w="60"/>
+              <w:right w:type="dxa" w:w="100"/>
+            </w:tcMar>
+          </w:tcPr>
+          <w:p>
+            <w:r>
+              <w:rPr>
+                <w:b/>
+                <w:bCs/>
+                <w:sz w:val="19"/>
+                <w:szCs w:val="19"/>
+              </w:rPr>
+              <w:t xml:space="preserve">Varyant</w:t>
+            </w:r>
+          </w:p>
+        </w:tc>
+        <w:tc>
+          <w:tcPr>
+            <w:tcW w:type="dxa" w:w="1942"/>
+            <w:shd w:fill="D9E2F3" w:val="clear"/>
+            <w:tcMar>
+              <w:top w:type="dxa" w:w="60"/>
+              <w:left w:type="dxa" w:w="100"/>
+              <w:bottom w:type="dxa" w:w="60"/>
+              <w:right w:type="dxa" w:w="100"/>
+            </w:tcMar>
+          </w:tcPr>
+          <w:p>
+            <w:r>
+              <w:rPr>
+                <w:b/>
+                <w:bCs/>
+                <w:sz w:val="19"/>
+                <w:szCs w:val="19"/>
+              </w:rPr>
+              <w:t xml:space="preserve">v=0.8</w:t>
+            </w:r>
+          </w:p>
+        </w:tc>
+        <w:tc>
+          <w:tcPr>
+            <w:tcW w:type="dxa" w:w="1942"/>
+            <w:shd w:fill="D9E2F3" w:val="clear"/>
+            <w:tcMar>
+              <w:top w:type="dxa" w:w="60"/>
+              <w:left w:type="dxa" w:w="100"/>
+              <w:bottom w:type="dxa" w:w="60"/>
+              <w:right w:type="dxa" w:w="100"/>
+            </w:tcMar>
+          </w:tcPr>
+          <w:p>
+            <w:r>
+              <w:rPr>
+                <w:b/>
+                <w:bCs/>
+                <w:sz w:val="19"/>
+                <w:szCs w:val="19"/>
+              </w:rPr>
+              <w:t xml:space="preserve">v=1.2</w:t>
+            </w:r>
+          </w:p>
+        </w:tc>
+        <w:tc>
+          <w:tcPr>
+            <w:tcW w:type="dxa" w:w="1942"/>
+            <w:shd w:fill="D9E2F3" w:val="clear"/>
+            <w:tcMar>
+              <w:top w:type="dxa" w:w="60"/>
+              <w:left w:type="dxa" w:w="100"/>
+              <w:bottom w:type="dxa" w:w="60"/>
+              <w:right w:type="dxa" w:w="100"/>
+            </w:tcMar>
+          </w:tcPr>
+          <w:p>
+            <w:r>
+              <w:rPr>
+                <w:b/>
+                <w:bCs/>
+                <w:sz w:val="19"/>
+                <w:szCs w:val="19"/>
+              </w:rPr>
+              <w:t xml:space="preserve">v=1.4</w:t>
+            </w:r>
+          </w:p>
+        </w:tc>
+      </w:tr>
+      <w:tr>
+        <w:tc>
+          <w:tcPr>
+            <w:tcW w:type="dxa" w:w="3200"/>
+            <w:tcMar>
+              <w:top w:type="dxa" w:w="60"/>
+              <w:left w:type="dxa" w:w="100"/>
+              <w:bottom w:type="dxa" w:w="60"/>
+              <w:right w:type="dxa" w:w="100"/>
+            </w:tcMar>
+          </w:tcPr>
+          <w:p>
+            <w:r>
+              <w:rPr>
+                <w:sz w:val="19"/>
+                <w:szCs w:val="19"/>
+              </w:rPr>
+              <w:t xml:space="preserve">margin_violation (hard)</w:t>
+            </w:r>
+          </w:p>
+        </w:tc>
+        <w:tc>
+          <w:tcPr>
+            <w:tcW w:type="dxa" w:w="1942"/>
+            <w:tcMar>
+              <w:top w:type="dxa" w:w="60"/>
+              <w:left w:type="dxa" w:w="100"/>
+              <w:bottom w:type="dxa" w:w="60"/>
+              <w:right w:type="dxa" w:w="100"/>
+            </w:tcMar>
+          </w:tcPr>
+          <w:p>
+            <w:pPr>
+              <w:jc w:val="center"/>
+            </w:pPr>
+            <w:r>
+              <w:rPr>
+                <w:sz w:val="19"/>
+                <w:szCs w:val="19"/>
+              </w:rPr>
+              <w:t xml:space="preserve">1.00</w:t>
+            </w:r>
+          </w:p>
+        </w:tc>
+        <w:tc>
+          <w:tcPr>
+            <w:tcW w:type="dxa" w:w="1942"/>
+            <w:tcMar>
+              <w:top w:type="dxa" w:w="60"/>
+              <w:left w:type="dxa" w:w="100"/>
+              <w:bottom w:type="dxa" w:w="60"/>
+              <w:right w:type="dxa" w:w="100"/>
+            </w:tcMar>
+          </w:tcPr>
+          <w:p>
+            <w:pPr>
+              <w:jc w:val="center"/>
+            </w:pPr>
+            <w:r>
+              <w:rPr>
+                <w:sz w:val="19"/>
+                <w:szCs w:val="19"/>
+              </w:rPr>
+              <w:t xml:space="preserve">1.00</w:t>
+            </w:r>
+          </w:p>
+        </w:tc>
+        <w:tc>
+          <w:tcPr>
+            <w:tcW w:type="dxa" w:w="1942"/>
+            <w:tcMar>
+              <w:top w:type="dxa" w:w="60"/>
+              <w:left w:type="dxa" w:w="100"/>
+              <w:bottom w:type="dxa" w:w="60"/>
+              <w:right w:type="dxa" w:w="100"/>
+            </w:tcMar>
+          </w:tcPr>
+          <w:p>
+            <w:pPr>
+              <w:jc w:val="center"/>
+            </w:pPr>
+            <w:r>
+              <w:rPr>
+                <w:sz w:val="19"/>
+                <w:szCs w:val="19"/>
+              </w:rPr>
+              <w:t xml:space="preserve">1.00</w:t>
+            </w:r>
+          </w:p>
+        </w:tc>
+      </w:tr>
+      <w:tr>
+        <w:tc>
+          <w:tcPr>
+            <w:tcW w:type="dxa" w:w="3200"/>
+            <w:shd w:fill="F7F9FC" w:val="clear"/>
+            <w:tcMar>
+              <w:top w:type="dxa" w:w="60"/>
+              <w:left w:type="dxa" w:w="100"/>
+              <w:bottom w:type="dxa" w:w="60"/>
+              <w:right w:type="dxa" w:w="100"/>
+            </w:tcMar>
+          </w:tcPr>
+          <w:p>
+            <w:r>
+              <w:rPr>
+                <w:sz w:val="19"/>
+                <w:szCs w:val="19"/>
+              </w:rPr>
+              <w:t xml:space="preserve">margin_violation (slack)</w:t>
+            </w:r>
+          </w:p>
+        </w:tc>
+        <w:tc>
+          <w:tcPr>
+            <w:tcW w:type="dxa" w:w="1942"/>
+            <w:shd w:fill="F7F9FC" w:val="clear"/>
+            <w:tcMar>
+              <w:top w:type="dxa" w:w="60"/>
+              <w:left w:type="dxa" w:w="100"/>
+              <w:bottom w:type="dxa" w:w="60"/>
+              <w:right w:type="dxa" w:w="100"/>
+            </w:tcMar>
+          </w:tcPr>
+          <w:p>
+            <w:pPr>
+              <w:jc w:val="center"/>
+            </w:pPr>
+            <w:r>
+              <w:rPr>
+                <w:sz w:val="19"/>
+                <w:szCs w:val="19"/>
+              </w:rPr>
+              <w:t xml:space="preserve">0.00</w:t>
+            </w:r>
+          </w:p>
+        </w:tc>
+        <w:tc>
+          <w:tcPr>
+            <w:tcW w:type="dxa" w:w="1942"/>
+            <w:shd w:fill="F7F9FC" w:val="clear"/>
+            <w:tcMar>
+              <w:top w:type="dxa" w:w="60"/>
+              <w:left w:type="dxa" w:w="100"/>
+              <w:bottom w:type="dxa" w:w="60"/>
+              <w:right w:type="dxa" w:w="100"/>
+            </w:tcMar>
+          </w:tcPr>
+          <w:p>
+            <w:pPr>
+              <w:jc w:val="center"/>
+            </w:pPr>
+            <w:r>
+              <w:rPr>
+                <w:sz w:val="19"/>
+                <w:szCs w:val="19"/>
+              </w:rPr>
+              <w:t xml:space="preserve">0.10</w:t>
+            </w:r>
+          </w:p>
+        </w:tc>
+        <w:tc>
+          <w:tcPr>
+            <w:tcW w:type="dxa" w:w="1942"/>
+            <w:shd w:fill="F7F9FC" w:val="clear"/>
+            <w:tcMar>
+              <w:top w:type="dxa" w:w="60"/>
+              <w:left w:type="dxa" w:w="100"/>
+              <w:bottom w:type="dxa" w:w="60"/>
+              <w:right w:type="dxa" w:w="100"/>
+            </w:tcMar>
+          </w:tcPr>
+          <w:p>
+            <w:pPr>
+              <w:jc w:val="center"/>
+            </w:pPr>
+            <w:r>
+              <w:rPr>
+                <w:sz w:val="19"/>
+                <w:szCs w:val="19"/>
+              </w:rPr>
+              <w:t xml:space="preserve">1.00</w:t>
+            </w:r>
+          </w:p>
+        </w:tc>
+      </w:tr>
+      <w:tr>
+        <w:tc>
+          <w:tcPr>
+            <w:tcW w:type="dxa" w:w="3200"/>
+            <w:tcMar>
+              <w:top w:type="dxa" w:w="60"/>
+              <w:left w:type="dxa" w:w="100"/>
+              <w:bottom w:type="dxa" w:w="60"/>
+              <w:right w:type="dxa" w:w="100"/>
+            </w:tcMar>
+          </w:tcPr>
+          <w:p>
+            <w:r>
+              <w:rPr>
+                <w:sz w:val="19"/>
+                <w:szCs w:val="19"/>
+              </w:rPr>
+              <w:t xml:space="preserve">infeasible tick (hard)</w:t>
+            </w:r>
+          </w:p>
+        </w:tc>
+        <w:tc>
+          <w:tcPr>
+            <w:tcW w:type="dxa" w:w="1942"/>
+            <w:tcMar>
+              <w:top w:type="dxa" w:w="60"/>
+              <w:left w:type="dxa" w:w="100"/>
+              <w:bottom w:type="dxa" w:w="60"/>
+              <w:right w:type="dxa" w:w="100"/>
+            </w:tcMar>
+          </w:tcPr>
+          <w:p>
+            <w:pPr>
+              <w:jc w:val="center"/>
+            </w:pPr>
+            <w:r>
+              <w:rPr>
+                <w:sz w:val="19"/>
+                <w:szCs w:val="19"/>
+              </w:rPr>
+              <w:t xml:space="preserve">18.8</w:t>
+            </w:r>
+          </w:p>
+        </w:tc>
+        <w:tc>
+          <w:tcPr>
+            <w:tcW w:type="dxa" w:w="1942"/>
+            <w:tcMar>
+              <w:top w:type="dxa" w:w="60"/>
+              <w:left w:type="dxa" w:w="100"/>
+              <w:bottom w:type="dxa" w:w="60"/>
+              <w:right w:type="dxa" w:w="100"/>
+            </w:tcMar>
+          </w:tcPr>
+          <w:p>
+            <w:pPr>
+              <w:jc w:val="center"/>
+            </w:pPr>
+            <w:r>
+              <w:rPr>
+                <w:sz w:val="19"/>
+                <w:szCs w:val="19"/>
+              </w:rPr>
+              <w:t xml:space="preserve">18.8</w:t>
+            </w:r>
+          </w:p>
+        </w:tc>
+        <w:tc>
+          <w:tcPr>
+            <w:tcW w:type="dxa" w:w="1942"/>
+            <w:tcMar>
+              <w:top w:type="dxa" w:w="60"/>
+              <w:left w:type="dxa" w:w="100"/>
+              <w:bottom w:type="dxa" w:w="60"/>
+              <w:right w:type="dxa" w:w="100"/>
+            </w:tcMar>
+          </w:tcPr>
+          <w:p>
+            <w:pPr>
+              <w:jc w:val="center"/>
+            </w:pPr>
+            <w:r>
+              <w:rPr>
+                <w:sz w:val="19"/>
+                <w:szCs w:val="19"/>
+              </w:rPr>
+              <w:t xml:space="preserve">25.3</w:t>
+            </w:r>
+          </w:p>
+        </w:tc>
+      </w:tr>
+      <w:tr>
+        <w:tc>
+          <w:tcPr>
+            <w:tcW w:type="dxa" w:w="3200"/>
+            <w:shd w:fill="F7F9FC" w:val="clear"/>
+            <w:tcMar>
+              <w:top w:type="dxa" w:w="60"/>
+              <w:left w:type="dxa" w:w="100"/>
+              <w:bottom w:type="dxa" w:w="60"/>
+              <w:right w:type="dxa" w:w="100"/>
+            </w:tcMar>
+          </w:tcPr>
+          <w:p>
+            <w:r>
+              <w:rPr>
+                <w:sz w:val="19"/>
+                <w:szCs w:val="19"/>
+              </w:rPr>
+              <w:t xml:space="preserve">infeasible tick (slack)</w:t>
+            </w:r>
+          </w:p>
+        </w:tc>
+        <w:tc>
+          <w:tcPr>
+            <w:tcW w:type="dxa" w:w="1942"/>
+            <w:shd w:fill="F7F9FC" w:val="clear"/>
+            <w:tcMar>
+              <w:top w:type="dxa" w:w="60"/>
+              <w:left w:type="dxa" w:w="100"/>
+              <w:bottom w:type="dxa" w:w="60"/>
+              <w:right w:type="dxa" w:w="100"/>
+            </w:tcMar>
+          </w:tcPr>
+          <w:p>
+            <w:pPr>
+              <w:jc w:val="center"/>
+            </w:pPr>
+            <w:r>
+              <w:rPr>
+                <w:sz w:val="19"/>
+                <w:szCs w:val="19"/>
+              </w:rPr>
+              <w:t xml:space="preserve">4.6</w:t>
+            </w:r>
+          </w:p>
+        </w:tc>
+        <w:tc>
+          <w:tcPr>
+            <w:tcW w:type="dxa" w:w="1942"/>
+            <w:shd w:fill="F7F9FC" w:val="clear"/>
+            <w:tcMar>
+              <w:top w:type="dxa" w:w="60"/>
+              <w:left w:type="dxa" w:w="100"/>
+              <w:bottom w:type="dxa" w:w="60"/>
+              <w:right w:type="dxa" w:w="100"/>
+            </w:tcMar>
+          </w:tcPr>
+          <w:p>
+            <w:pPr>
+              <w:jc w:val="center"/>
+            </w:pPr>
+            <w:r>
+              <w:rPr>
+                <w:sz w:val="19"/>
+                <w:szCs w:val="19"/>
+              </w:rPr>
+              <w:t xml:space="preserve">2.5</w:t>
+            </w:r>
+          </w:p>
+        </w:tc>
+        <w:tc>
+          <w:tcPr>
+            <w:tcW w:type="dxa" w:w="1942"/>
+            <w:shd w:fill="F7F9FC" w:val="clear"/>
+            <w:tcMar>
+              <w:top w:type="dxa" w:w="60"/>
+              <w:left w:type="dxa" w:w="100"/>
+              <w:bottom w:type="dxa" w:w="60"/>
+              <w:right w:type="dxa" w:w="100"/>
+            </w:tcMar>
+          </w:tcPr>
+          <w:p>
+            <w:pPr>
+              <w:jc w:val="center"/>
+            </w:pPr>
+            <w:r>
+              <w:rPr>
+                <w:sz w:val="19"/>
+                <w:szCs w:val="19"/>
+              </w:rPr>
+              <w:t xml:space="preserve">8.9</w:t>
+            </w:r>
+          </w:p>
+        </w:tc>
+      </w:tr>
+      <w:tr>
+        <w:tc>
+          <w:tcPr>
+            <w:tcW w:type="dxa" w:w="3200"/>
+            <w:tcMar>
+              <w:top w:type="dxa" w:w="60"/>
+              <w:left w:type="dxa" w:w="100"/>
+              <w:bottom w:type="dxa" w:w="60"/>
+              <w:right w:type="dxa" w:w="100"/>
+            </w:tcMar>
+          </w:tcPr>
+          <w:p>
+            <w:r>
+              <w:rPr>
+                <w:sz w:val="19"/>
+                <w:szCs w:val="19"/>
+              </w:rPr>
+              <w:t xml:space="preserve">intervention_integral (hard)</w:t>
+            </w:r>
+          </w:p>
+        </w:tc>
+        <w:tc>
+          <w:tcPr>
+            <w:tcW w:type="dxa" w:w="1942"/>
+            <w:tcMar>
+              <w:top w:type="dxa" w:w="60"/>
+              <w:left w:type="dxa" w:w="100"/>
+              <w:bottom w:type="dxa" w:w="60"/>
+              <w:right w:type="dxa" w:w="100"/>
+            </w:tcMar>
+          </w:tcPr>
+          <w:p>
+            <w:pPr>
+              <w:jc w:val="center"/>
+            </w:pPr>
+            <w:r>
+              <w:rPr>
+                <w:sz w:val="19"/>
+                <w:szCs w:val="19"/>
+              </w:rPr>
+              <w:t xml:space="preserve">11.97</w:t>
+            </w:r>
+          </w:p>
+        </w:tc>
+        <w:tc>
+          <w:tcPr>
+            <w:tcW w:type="dxa" w:w="1942"/>
+            <w:tcMar>
+              <w:top w:type="dxa" w:w="60"/>
+              <w:left w:type="dxa" w:w="100"/>
+              <w:bottom w:type="dxa" w:w="60"/>
+              <w:right w:type="dxa" w:w="100"/>
+            </w:tcMar>
+          </w:tcPr>
+          <w:p>
+            <w:pPr>
+              <w:jc w:val="center"/>
+            </w:pPr>
+            <w:r>
+              <w:rPr>
+                <w:sz w:val="19"/>
+                <w:szCs w:val="19"/>
+              </w:rPr>
+              <w:t xml:space="preserve">9.58</w:t>
+            </w:r>
+          </w:p>
+        </w:tc>
+        <w:tc>
+          <w:tcPr>
+            <w:tcW w:type="dxa" w:w="1942"/>
+            <w:tcMar>
+              <w:top w:type="dxa" w:w="60"/>
+              <w:left w:type="dxa" w:w="100"/>
+              <w:bottom w:type="dxa" w:w="60"/>
+              <w:right w:type="dxa" w:w="100"/>
+            </w:tcMar>
+          </w:tcPr>
+          <w:p>
+            <w:pPr>
+              <w:jc w:val="center"/>
+            </w:pPr>
+            <w:r>
+              <w:rPr>
+                <w:sz w:val="19"/>
+                <w:szCs w:val="19"/>
+              </w:rPr>
+              <w:t xml:space="preserve">1.04</w:t>
+            </w:r>
+          </w:p>
+        </w:tc>
+      </w:tr>
+      <w:tr>
+        <w:tc>
+          <w:tcPr>
+            <w:tcW w:type="dxa" w:w="3200"/>
+            <w:shd w:fill="F7F9FC" w:val="clear"/>
+            <w:tcMar>
+              <w:top w:type="dxa" w:w="60"/>
+              <w:left w:type="dxa" w:w="100"/>
+              <w:bottom w:type="dxa" w:w="60"/>
+              <w:right w:type="dxa" w:w="100"/>
+            </w:tcMar>
+          </w:tcPr>
+          <w:p>
+            <w:r>
+              <w:rPr>
+                <w:sz w:val="19"/>
+                <w:szCs w:val="19"/>
+              </w:rPr>
+              <w:t xml:space="preserve">intervention_integral (slack)</w:t>
+            </w:r>
+          </w:p>
+        </w:tc>
+        <w:tc>
+          <w:tcPr>
+            <w:tcW w:type="dxa" w:w="1942"/>
+            <w:shd w:fill="F7F9FC" w:val="clear"/>
+            <w:tcMar>
+              <w:top w:type="dxa" w:w="60"/>
+              <w:left w:type="dxa" w:w="100"/>
+              <w:bottom w:type="dxa" w:w="60"/>
+              <w:right w:type="dxa" w:w="100"/>
+            </w:tcMar>
+          </w:tcPr>
+          <w:p>
+            <w:pPr>
+              <w:jc w:val="center"/>
+            </w:pPr>
+            <w:r>
+              <w:rPr>
+                <w:sz w:val="19"/>
+                <w:szCs w:val="19"/>
+              </w:rPr>
+              <w:t xml:space="preserve">10.68</w:t>
+            </w:r>
+          </w:p>
+        </w:tc>
+        <w:tc>
+          <w:tcPr>
+            <w:tcW w:type="dxa" w:w="1942"/>
+            <w:shd w:fill="F7F9FC" w:val="clear"/>
+            <w:tcMar>
+              <w:top w:type="dxa" w:w="60"/>
+              <w:left w:type="dxa" w:w="100"/>
+              <w:bottom w:type="dxa" w:w="60"/>
+              <w:right w:type="dxa" w:w="100"/>
+            </w:tcMar>
+          </w:tcPr>
+          <w:p>
+            <w:pPr>
+              <w:jc w:val="center"/>
+            </w:pPr>
+            <w:r>
+              <w:rPr>
+                <w:sz w:val="19"/>
+                <w:szCs w:val="19"/>
+              </w:rPr>
+              <w:t xml:space="preserve">11.93</w:t>
+            </w:r>
+          </w:p>
+        </w:tc>
+        <w:tc>
+          <w:tcPr>
+            <w:tcW w:type="dxa" w:w="1942"/>
+            <w:shd w:fill="F7F9FC" w:val="clear"/>
+            <w:tcMar>
+              <w:top w:type="dxa" w:w="60"/>
+              <w:left w:type="dxa" w:w="100"/>
+              <w:bottom w:type="dxa" w:w="60"/>
+              <w:right w:type="dxa" w:w="100"/>
+            </w:tcMar>
+          </w:tcPr>
+          <w:p>
+            <w:pPr>
+              <w:jc w:val="center"/>
+            </w:pPr>
+            <w:r>
+              <w:rPr>
+                <w:sz w:val="19"/>
+                <w:szCs w:val="19"/>
+              </w:rPr>
+              <w:t xml:space="preserve">5.46</w:t>
+            </w:r>
+          </w:p>
+        </w:tc>
+      </w:tr>
+    </w:tbl>
+    <w:p>
+      <w:pPr>
+        <w:spacing w:after="140"/>
+      </w:pPr>
+    </w:p>
+    <w:p>
+      <w:pPr>
+        <w:spacing w:after="120" w:line="276"/>
+      </w:pPr>
+      <w:r>
+        <w:rPr>
+          <w:sz w:val="22"/>
+          <w:szCs w:val="22"/>
+        </w:rPr>
+        <w:t xml:space="preserve">Beklenti "düşük hızlarda iki varyant özdeş olur" idi; olmadı — çünkü hard modda o hızlarda bile QP tick'lerin bir kısmında zaten infeasible oluyormuş. Ama fark beklenenin TERSİNE, iyi yönde çıktı: marj ihlali v=0.8'de 1.00'dan 0.00'a düştü.</w:t>
+      </w:r>
+    </w:p>
+    <w:p>
+      <w:pPr>
+        <w:spacing w:after="120" w:line="276"/>
+      </w:pPr>
+      <w:r>
+        <w:rPr>
+          <w:b/>
+          <w:bCs/>
+          <w:sz w:val="22"/>
+          <w:szCs w:val="22"/>
+        </w:rPr>
+        <w:t xml:space="preserve">Mekanizma:</w:t>
+      </w:r>
+    </w:p>
+    <w:p>
+      <w:pPr>
+        <w:pStyle w:val="ListParagraph"/>
+        <w:numPr>
+          <w:ilvl w:val="0"/>
+          <w:numId w:val="2"/>
+        </w:numPr>
+        <w:spacing w:after="80" w:line="276"/>
+      </w:pPr>
+      <w:r>
+        <w:rPr>
+          <w:sz w:val="22"/>
+          <w:szCs w:val="22"/>
+        </w:rPr>
+        <w:t xml:space="preserve">Hard kısıtta infeasible olan her tick'te u=[0,0] uygulanıyor — bu, robotun DÖNEREK kaçmasını da engelliyor, ω kanalı tamamen kapanıyor, h serbest düşüşe bırakılıyor.</w:t>
+      </w:r>
+    </w:p>
+    <w:p>
+      <w:pPr>
+        <w:pStyle w:val="ListParagraph"/>
+        <w:numPr>
+          <w:ilvl w:val="0"/>
+          <w:numId w:val="2"/>
+        </w:numPr>
+        <w:spacing w:after="80" w:line="276"/>
+      </w:pPr>
+      <w:r>
+        <w:rPr>
+          <w:sz w:val="22"/>
+          <w:szCs w:val="22"/>
+        </w:rPr>
+        <w:t xml:space="preserve">Slack'te QP her tick'te bir çözüm üretiyor (çoğu zaman δ≈0). Robot dönme kapasitesini hiç kaybetmiyor. Net sonuç: daha iyi marj koruma, üstelik daha AZ infeasible tick.</w:t>
+      </w:r>
+    </w:p>
+    <w:p>
+      <w:pPr>
+        <w:pBdr>
+          <w:top w:val="single" w:color="DEEBF7" w:sz="2" w:space="6"/>
+          <w:bottom w:val="single" w:color="DEEBF7" w:sz="2" w:space="6"/>
+          <w:left w:val="single" w:color="2E74B5" w:sz="18" w:space="8"/>
+          <w:right w:val="single" w:color="DEEBF7" w:sz="2" w:space="6"/>
+        </w:pBdr>
+        <w:shd w:fill="DEEBF7" w:val="clear"/>
+        <w:spacing w:after="160" w:before="120" w:line="276"/>
+      </w:pPr>
+      <w:r>
+        <w:rPr>
+          <w:sz w:val="21"/>
+          <w:szCs w:val="21"/>
+        </w:rPr>
+        <w:t xml:space="preserve">Tez açısından kritik sonuç: önceki kritik-hız ölçümlerinin bir kısmı CBF'in fiziksel/matematiksel sınırı DEĞİL, hard formülasyonun kendi fallback politikasının (maksimum fren) artefaktıydı. Slack'li formülasyonda bu karışım ortadan kalkıyor ve geriye saf aktüasyon sınırı kalıyor.</w:t>
+      </w:r>
+    </w:p>
+    <w:p>
+      <w:pPr>
+        <w:spacing w:after="120" w:line="276"/>
+      </w:pPr>
+      <w:r>
+        <w:rPr>
+          <w:sz w:val="22"/>
+          <w:szCs w:val="22"/>
+        </w:rPr>
+        <w:t xml:space="preserve">v=1.4 için orijinal beklenti ise doğrulandı: müdahale çöküşü hard'da 1.04'e inerken slack'te 5.46'da kalıyor — 5 kattan fazla yumuşama.</w:t>
+      </w:r>
+    </w:p>
+    <w:p>
+      <w:pPr>
+        <w:pStyle w:val="Heading3"/>
+        <w:spacing w:after="100" w:before="200"/>
+      </w:pPr>
+      <w:r>
+        <w:rPr>
+          <w:b/>
+          <w:bCs/>
+          <w:color w:val="333333"/>
+          <w:sz w:val="23"/>
+          <w:szCs w:val="23"/>
+        </w:rPr>
+        <w:t xml:space="preserve">Yeni metrikler: feasibility artık sürekli ölçülüyor</w:t>
+      </w:r>
+    </w:p>
+    <w:p>
+      <w:pPr>
+        <w:spacing w:after="120" w:line="276"/>
+      </w:pPr>
+      <w:r>
+        <w:rPr>
+          <w:sz w:val="22"/>
+          <w:szCs w:val="22"/>
+        </w:rPr>
+        <w:t xml:space="preserve">δ değişkeni, feasibility ölçümünü ikiliden (infeasible mi, değil mi) sürekliye (ne kadar dışındayız) çeviriyor. Dört yeni metrik eklendi:</w:t>
+      </w:r>
+    </w:p>
+    <w:p>
+      <w:pPr>
+        <w:spacing w:after="80"/>
+      </w:pPr>
+    </w:p>
+    <w:tbl>
+      <w:tblPr>
+        <w:tblW w:type="dxa" w:w="9026"/>
+        <w:tblBorders>
+          <w:top w:val="single" w:color="auto" w:sz="4"/>
+          <w:left w:val="single" w:color="auto" w:sz="4"/>
+          <w:bottom w:val="single" w:color="auto" w:sz="4"/>
+          <w:right w:val="single" w:color="auto" w:sz="4"/>
+          <w:insideH w:val="single" w:color="auto" w:sz="4"/>
+          <w:insideV w:val="single" w:color="auto" w:sz="4"/>
+        </w:tblBorders>
+      </w:tblPr>
+      <w:tblGrid>
+        <w:gridCol w:w="2600"/>
+        <w:gridCol w:w="6426"/>
+      </w:tblGrid>
+      <w:tr>
+        <w:trPr>
+          <w:tblHeader/>
+        </w:trPr>
+        <w:tc>
+          <w:tcPr>
+            <w:tcW w:type="dxa" w:w="2600"/>
+            <w:shd w:fill="D9E2F3" w:val="clear"/>
+            <w:tcMar>
+              <w:top w:type="dxa" w:w="60"/>
+              <w:left w:type="dxa" w:w="100"/>
+              <w:bottom w:type="dxa" w:w="60"/>
+              <w:right w:type="dxa" w:w="100"/>
+            </w:tcMar>
+          </w:tcPr>
+          <w:p>
+            <w:r>
+              <w:rPr>
+                <w:b/>
+                <w:bCs/>
+                <w:sz w:val="19"/>
+                <w:szCs w:val="19"/>
+              </w:rPr>
+              <w:t xml:space="preserve">Metrik</w:t>
+            </w:r>
+          </w:p>
+        </w:tc>
+        <w:tc>
+          <w:tcPr>
+            <w:tcW w:type="dxa" w:w="6426"/>
+            <w:shd w:fill="D9E2F3" w:val="clear"/>
+            <w:tcMar>
+              <w:top w:type="dxa" w:w="60"/>
+              <w:left w:type="dxa" w:w="100"/>
+              <w:bottom w:type="dxa" w:w="60"/>
+              <w:right w:type="dxa" w:w="100"/>
+            </w:tcMar>
+          </w:tcPr>
+          <w:p>
+            <w:r>
+              <w:rPr>
+                <w:b/>
+                <w:bCs/>
+                <w:sz w:val="19"/>
+                <w:szCs w:val="19"/>
+              </w:rPr>
+              <w:t xml:space="preserve">Ne ölçer</w:t>
+            </w:r>
+          </w:p>
+        </w:tc>
+      </w:tr>
+      <w:tr>
+        <w:tc>
+          <w:tcPr>
+            <w:tcW w:type="dxa" w:w="2600"/>
+            <w:tcMar>
+              <w:top w:type="dxa" w:w="60"/>
+              <w:left w:type="dxa" w:w="100"/>
+              <w:bottom w:type="dxa" w:w="60"/>
+              <w:right w:type="dxa" w:w="100"/>
+            </w:tcMar>
+          </w:tcPr>
+          <w:p>
+            <w:r>
+              <w:rPr>
+                <w:sz w:val="19"/>
+                <w:szCs w:val="19"/>
+              </w:rPr>
+              <w:t xml:space="preserve">delta_max</w:t>
+            </w:r>
+          </w:p>
+        </w:tc>
+        <w:tc>
+          <w:tcPr>
+            <w:tcW w:type="dxa" w:w="6426"/>
+            <w:tcMar>
+              <w:top w:type="dxa" w:w="60"/>
+              <w:left w:type="dxa" w:w="100"/>
+              <w:bottom w:type="dxa" w:w="60"/>
+              <w:right w:type="dxa" w:w="100"/>
+            </w:tcMar>
+          </w:tcPr>
+          <w:p>
+            <w:r>
+              <w:rPr>
+                <w:sz w:val="19"/>
+                <w:szCs w:val="19"/>
+              </w:rPr>
+              <w:t xml:space="preserve">En büyük tek seferlik ihlal — sınırın ne kadar dışındayız</w:t>
+            </w:r>
+          </w:p>
+        </w:tc>
+      </w:tr>
+      <w:tr>
+        <w:tc>
+          <w:tcPr>
+            <w:tcW w:type="dxa" w:w="2600"/>
+            <w:shd w:fill="F7F9FC" w:val="clear"/>
+            <w:tcMar>
+              <w:top w:type="dxa" w:w="60"/>
+              <w:left w:type="dxa" w:w="100"/>
+              <w:bottom w:type="dxa" w:w="60"/>
+              <w:right w:type="dxa" w:w="100"/>
+            </w:tcMar>
+          </w:tcPr>
+          <w:p>
+            <w:r>
+              <w:rPr>
+                <w:sz w:val="19"/>
+                <w:szCs w:val="19"/>
+              </w:rPr>
+              <w:t xml:space="preserve">delta_integral</w:t>
+            </w:r>
+          </w:p>
+        </w:tc>
+        <w:tc>
+          <w:tcPr>
+            <w:tcW w:type="dxa" w:w="6426"/>
+            <w:shd w:fill="F7F9FC" w:val="clear"/>
+            <w:tcMar>
+              <w:top w:type="dxa" w:w="60"/>
+              <w:left w:type="dxa" w:w="100"/>
+              <w:bottom w:type="dxa" w:w="60"/>
+              <w:right w:type="dxa" w:w="100"/>
+            </w:tcMar>
+          </w:tcPr>
+          <w:p>
+            <w:r>
+              <w:rPr>
+                <w:sz w:val="19"/>
+                <w:szCs w:val="19"/>
+              </w:rPr>
+              <w:t xml:space="preserve">∫δ dt — toplam ihlal büyüklüğü</w:t>
+            </w:r>
+          </w:p>
+        </w:tc>
+      </w:tr>
+      <w:tr>
+        <w:tc>
+          <w:tcPr>
+            <w:tcW w:type="dxa" w:w="2600"/>
+            <w:tcMar>
+              <w:top w:type="dxa" w:w="60"/>
+              <w:left w:type="dxa" w:w="100"/>
+              <w:bottom w:type="dxa" w:w="60"/>
+              <w:right w:type="dxa" w:w="100"/>
+            </w:tcMar>
+          </w:tcPr>
+          <w:p>
+            <w:r>
+              <w:rPr>
+                <w:sz w:val="19"/>
+                <w:szCs w:val="19"/>
+              </w:rPr>
+              <w:t xml:space="preserve">delta_active_ratio</w:t>
+            </w:r>
+          </w:p>
+        </w:tc>
+        <w:tc>
+          <w:tcPr>
+            <w:tcW w:type="dxa" w:w="6426"/>
+            <w:tcMar>
+              <w:top w:type="dxa" w:w="60"/>
+              <w:left w:type="dxa" w:w="100"/>
+              <w:bottom w:type="dxa" w:w="60"/>
+              <w:right w:type="dxa" w:w="100"/>
+            </w:tcMar>
+          </w:tcPr>
+          <w:p>
+            <w:r>
+              <w:rPr>
+                <w:sz w:val="19"/>
+                <w:szCs w:val="19"/>
+              </w:rPr>
+              <w:t xml:space="preserve">δ&gt;eşik olan kontrol adımlarının oranı — doğrudan "aktüatör limiti bağlayıcı" göstergesi</w:t>
+            </w:r>
+          </w:p>
+        </w:tc>
+      </w:tr>
+      <w:tr>
+        <w:tc>
+          <w:tcPr>
+            <w:tcW w:type="dxa" w:w="2600"/>
+            <w:shd w:fill="F7F9FC" w:val="clear"/>
+            <w:tcMar>
+              <w:top w:type="dxa" w:w="60"/>
+              <w:left w:type="dxa" w:w="100"/>
+              <w:bottom w:type="dxa" w:w="60"/>
+              <w:right w:type="dxa" w:w="100"/>
+            </w:tcMar>
+          </w:tcPr>
+          <w:p>
+            <w:r>
+              <w:rPr>
+                <w:sz w:val="19"/>
+                <w:szCs w:val="19"/>
+              </w:rPr>
+              <w:t xml:space="preserve">delta_first_t_s</w:t>
+            </w:r>
+          </w:p>
+        </w:tc>
+        <w:tc>
+          <w:tcPr>
+            <w:tcW w:type="dxa" w:w="6426"/>
+            <w:shd w:fill="F7F9FC" w:val="clear"/>
+            <w:tcMar>
+              <w:top w:type="dxa" w:w="60"/>
+              <w:left w:type="dxa" w:w="100"/>
+              <w:bottom w:type="dxa" w:w="60"/>
+              <w:right w:type="dxa" w:w="100"/>
+            </w:tcMar>
+          </w:tcPr>
+          <w:p>
+            <w:r>
+              <w:rPr>
+                <w:sz w:val="19"/>
+                <w:szCs w:val="19"/>
+              </w:rPr>
+              <w:t xml:space="preserve">δ'nın ilk pozitif olduğu an — sınıra ne zaman dayandık</w:t>
+            </w:r>
+          </w:p>
+        </w:tc>
+      </w:tr>
+    </w:tbl>
+    <w:p>
+      <w:pPr>
+        <w:spacing w:after="140"/>
+      </w:pPr>
+    </w:p>
+    <w:p>
+      <w:pPr>
+        <w:pBdr>
+          <w:top w:val="single" w:color="FFF2CC" w:sz="2" w:space="6"/>
+          <w:bottom w:val="single" w:color="FFF2CC" w:sz="2" w:space="6"/>
+          <w:left w:val="single" w:color="BF8F00" w:sz="18" w:space="8"/>
+          <w:right w:val="single" w:color="FFF2CC" w:sz="2" w:space="6"/>
+        </w:pBdr>
+        <w:shd w:fill="FFF2CC" w:val="clear"/>
+        <w:spacing w:after="160" w:before="120" w:line="276"/>
+      </w:pPr>
+      <w:r>
+        <w:rPr>
+          <w:sz w:val="21"/>
+          <w:szCs w:val="21"/>
+        </w:rPr>
+        <w:t xml:space="preserve">ANLAM DEĞİŞİKLİĞİ — margin_violation ile karıştırılmamalı: slack'le h&lt;0'a BİLEREK izin veriliyor. delta_max filtrenin KOMUT ETTİĞİ ihlal (tasarım kararı), h_min ise GERÇEKLEŞEN ihlal (fiziksel sonuç). Tez metninde bu ayrım açıkça tanımlanmalı.</w:t>
       </w:r>
     </w:p>
     <w:p>

--- a/docs/RAPOR1_Sistem_Aciklamasi.docx
+++ b/docs/RAPOR1_Sistem_Aciklamasi.docx
@@ -9046,6 +9046,1797 @@
           <w:szCs w:val="21"/>
         </w:rPr>
         <w:t xml:space="preserve">Sim-to-real sınırlaması: gerçek robotta (sürekli-zamanlı fiziksel temas) bu hücrelerin davranışı simülasyondakinden farklı olabilir. Tez metninde açıkça belirtilmeli.</w:t>
+      </w:r>
+    </w:p>
+    <w:p>
+      <w:r>
+        <w:br w:type="page"/>
+      </w:r>
+    </w:p>
+    <w:p>
+      <w:pPr>
+        <w:pStyle w:val="Heading2"/>
+        <w:spacing w:after="140" w:before="280"/>
+      </w:pPr>
+      <w:r>
+        <w:rPr>
+          <w:b/>
+          <w:bCs/>
+          <w:color w:val="2E74B5"/>
+          <w:sz w:val="26"/>
+          <w:szCs w:val="26"/>
+        </w:rPr>
+        <w:t xml:space="preserve">10.9 Sınır takibi: parametre eksenlerinin haritalanması</w:t>
+      </w:r>
+    </w:p>
+    <w:p>
+      <w:pPr>
+        <w:spacing w:after="120" w:line="276"/>
+      </w:pPr>
+      <w:r>
+        <w:rPr>
+          <w:sz w:val="22"/>
+          <w:szCs w:val="22"/>
+        </w:rPr>
+        <w:t xml:space="preserve">Bölüm 10.5-10.8'deki ana ızgara tek bir parametre setinde (α=1.0, w_v=w_w=1.0, L=0.10) çalışıyordu. Bu parametrelerin sınırı NASIL kaydırdığını ölçmek için tam ızgara yaklaşımı uygulanamaz: dört eksenin (T × α × L × w) kartezyen çarpımı yaklaşık 172.000 koşu, yani 1000 saatten fazla makine zamanı ederdi.</w:t>
+      </w:r>
+    </w:p>
+    <w:p>
+      <w:pPr>
+        <w:spacing w:after="120" w:line="276"/>
+      </w:pPr>
+      <w:r>
+        <w:rPr>
+          <w:sz w:val="22"/>
+          <w:szCs w:val="22"/>
+        </w:rPr>
+        <w:t xml:space="preserve">Aranan şey aslında bir YÜZEY değil bir EĞRİ: sınırın nerede olduğu. Bunun için ayrı bir koşucu yazıldı (boundary_search) — sweep_runner'dan farkı bir GERİ BESLEME DÖNGÜSÜ içermesi: her nokta koşulduktan sonra metrikler hemen çıkarılıyor, orana bakılıp bir sonraki noktanın nerede olacağına karar veriliyor.</w:t>
+      </w:r>
+    </w:p>
+    <w:p>
+      <w:pPr>
+        <w:shd w:fill="F2F2F2" w:val="clear"/>
+        <w:spacing w:after="0" w:before="60"/>
+        <w:ind w:left="340"/>
+      </w:pPr>
+      <w:r>
+        <w:rPr>
+          <w:rFonts w:ascii="Consolas" w:cs="Consolas" w:eastAsia="Consolas" w:hAnsi="Consolas"/>
+          <w:sz w:val="20"/>
+          <w:szCs w:val="20"/>
+        </w:rPr>
+        <w:t xml:space="preserve">1. Kaba tarama:  v = {0.6, 0.9, 1.2, 1.5},  her biri N=10</w:t>
+      </w:r>
+    </w:p>
+    <w:p>
+      <w:pPr>
+        <w:shd w:fill="F2F2F2" w:val="clear"/>
+        <w:spacing w:after="0" w:before="0"/>
+        <w:ind w:left="340"/>
+      </w:pPr>
+      <w:r>
+        <w:rPr>
+          <w:rFonts w:ascii="Consolas" w:cs="Consolas" w:eastAsia="Consolas" w:hAnsi="Consolas"/>
+          <w:sz w:val="20"/>
+          <w:szCs w:val="20"/>
+        </w:rPr>
+        <w:t xml:space="preserve">2. Oranin hedefi (0.5) gectigi araligi bul</w:t>
+      </w:r>
+    </w:p>
+    <w:p>
+      <w:pPr>
+        <w:shd w:fill="F2F2F2" w:val="clear"/>
+        <w:spacing w:after="0" w:before="0"/>
+        <w:ind w:left="340"/>
+      </w:pPr>
+      <w:r>
+        <w:rPr>
+          <w:rFonts w:ascii="Consolas" w:cs="Consolas" w:eastAsia="Consolas" w:hAnsi="Consolas"/>
+          <w:sz w:val="20"/>
+          <w:szCs w:val="20"/>
+        </w:rPr>
+        <w:t xml:space="preserve">3. O aralikta IKILI ARAMA: 2 adim daha (N=10)</w:t>
+      </w:r>
+    </w:p>
+    <w:p>
+      <w:pPr>
+        <w:shd w:fill="F2F2F2" w:val="clear"/>
+        <w:spacing w:after="0" w:before="0"/>
+        <w:ind w:left="340"/>
+      </w:pPr>
+      <w:r>
+        <w:rPr>
+          <w:rFonts w:ascii="Consolas" w:cs="Consolas" w:eastAsia="Consolas" w:hAnsi="Consolas"/>
+          <w:sz w:val="20"/>
+          <w:szCs w:val="20"/>
+        </w:rPr>
+        <w:t xml:space="preserve">4. v_crit'i lineer interpolasyonla raporla</w:t>
+      </w:r>
+    </w:p>
+    <w:p>
+      <w:pPr>
+        <w:shd w:fill="F2F2F2" w:val="clear"/>
+        <w:spacing w:after="140" w:before="0"/>
+        <w:ind w:left="340"/>
+      </w:pPr>
+      <w:r>
+        <w:rPr>
+          <w:rFonts w:ascii="Consolas" w:cs="Consolas" w:eastAsia="Consolas" w:hAnsi="Consolas"/>
+          <w:sz w:val="20"/>
+          <w:szCs w:val="20"/>
+        </w:rPr>
+        <w:t xml:space="preserve">   -&gt; nokta basina ~60 kosu (tam izgaranin ~1/100'u)</w:t>
+      </w:r>
+    </w:p>
+    <w:p>
+      <w:pPr>
+        <w:spacing w:after="120" w:line="276"/>
+      </w:pPr>
+      <w:r>
+        <w:rPr>
+          <w:sz w:val="22"/>
+          <w:szCs w:val="22"/>
+        </w:rPr>
+        <w:t xml:space="preserve">Üç ayrı sınır AYNI ANDA aranıyor (Bölüm 9.5'teki ayrımın doğrudan uygulaması) ve nokta önbelleği sayesinde kaba tarama üç metrik arasında paylaşılıyor:</w:t>
+      </w:r>
+    </w:p>
+    <w:p>
+      <w:pPr>
+        <w:spacing w:after="80"/>
+      </w:pPr>
+    </w:p>
+    <w:tbl>
+      <w:tblPr>
+        <w:tblW w:type="dxa" w:w="9026"/>
+        <w:tblBorders>
+          <w:top w:val="single" w:color="auto" w:sz="4"/>
+          <w:left w:val="single" w:color="auto" w:sz="4"/>
+          <w:bottom w:val="single" w:color="auto" w:sz="4"/>
+          <w:right w:val="single" w:color="auto" w:sz="4"/>
+          <w:insideH w:val="single" w:color="auto" w:sz="4"/>
+          <w:insideV w:val="single" w:color="auto" w:sz="4"/>
+        </w:tblBorders>
+      </w:tblPr>
+      <w:tblGrid>
+        <w:gridCol w:w="2200"/>
+        <w:gridCol w:w="2600"/>
+        <w:gridCol w:w="4226"/>
+      </w:tblGrid>
+      <w:tr>
+        <w:trPr>
+          <w:tblHeader/>
+        </w:trPr>
+        <w:tc>
+          <w:tcPr>
+            <w:tcW w:type="dxa" w:w="2200"/>
+            <w:shd w:fill="D9E2F3" w:val="clear"/>
+            <w:tcMar>
+              <w:top w:type="dxa" w:w="60"/>
+              <w:left w:type="dxa" w:w="100"/>
+              <w:bottom w:type="dxa" w:w="60"/>
+              <w:right w:type="dxa" w:w="100"/>
+            </w:tcMar>
+          </w:tcPr>
+          <w:p>
+            <w:r>
+              <w:rPr>
+                <w:b/>
+                <w:bCs/>
+                <w:sz w:val="19"/>
+                <w:szCs w:val="19"/>
+              </w:rPr>
+              <w:t xml:space="preserve">Sınır</w:t>
+            </w:r>
+          </w:p>
+        </w:tc>
+        <w:tc>
+          <w:tcPr>
+            <w:tcW w:type="dxa" w:w="2600"/>
+            <w:shd w:fill="D9E2F3" w:val="clear"/>
+            <w:tcMar>
+              <w:top w:type="dxa" w:w="60"/>
+              <w:left w:type="dxa" w:w="100"/>
+              <w:bottom w:type="dxa" w:w="60"/>
+              <w:right w:type="dxa" w:w="100"/>
+            </w:tcMar>
+          </w:tcPr>
+          <w:p>
+            <w:r>
+              <w:rPr>
+                <w:b/>
+                <w:bCs/>
+                <w:sz w:val="19"/>
+                <w:szCs w:val="19"/>
+              </w:rPr>
+              <w:t xml:space="preserve">Metrik</w:t>
+            </w:r>
+          </w:p>
+        </w:tc>
+        <w:tc>
+          <w:tcPr>
+            <w:tcW w:type="dxa" w:w="4226"/>
+            <w:shd w:fill="D9E2F3" w:val="clear"/>
+            <w:tcMar>
+              <w:top w:type="dxa" w:w="60"/>
+              <w:left w:type="dxa" w:w="100"/>
+              <w:bottom w:type="dxa" w:w="60"/>
+              <w:right w:type="dxa" w:w="100"/>
+            </w:tcMar>
+          </w:tcPr>
+          <w:p>
+            <w:r>
+              <w:rPr>
+                <w:b/>
+                <w:bCs/>
+                <w:sz w:val="19"/>
+                <w:szCs w:val="19"/>
+              </w:rPr>
+              <w:t xml:space="preserve">Ne ölçer</w:t>
+            </w:r>
+          </w:p>
+        </w:tc>
+      </w:tr>
+      <w:tr>
+        <w:tc>
+          <w:tcPr>
+            <w:tcW w:type="dxa" w:w="2200"/>
+            <w:tcMar>
+              <w:top w:type="dxa" w:w="60"/>
+              <w:left w:type="dxa" w:w="100"/>
+              <w:bottom w:type="dxa" w:w="60"/>
+              <w:right w:type="dxa" w:w="100"/>
+            </w:tcMar>
+          </w:tcPr>
+          <w:p>
+            <w:r>
+              <w:rPr>
+                <w:sz w:val="19"/>
+                <w:szCs w:val="19"/>
+              </w:rPr>
+              <w:t xml:space="preserve">Çarpışma sınırı</w:t>
+            </w:r>
+          </w:p>
+        </w:tc>
+        <w:tc>
+          <w:tcPr>
+            <w:tcW w:type="dxa" w:w="2600"/>
+            <w:tcMar>
+              <w:top w:type="dxa" w:w="60"/>
+              <w:left w:type="dxa" w:w="100"/>
+              <w:bottom w:type="dxa" w:w="60"/>
+              <w:right w:type="dxa" w:w="100"/>
+            </w:tcMar>
+          </w:tcPr>
+          <w:p>
+            <w:r>
+              <w:rPr>
+                <w:sz w:val="19"/>
+                <w:szCs w:val="19"/>
+              </w:rPr>
+              <w:t xml:space="preserve">contact_rate</w:t>
+            </w:r>
+          </w:p>
+        </w:tc>
+        <w:tc>
+          <w:tcPr>
+            <w:tcW w:type="dxa" w:w="4226"/>
+            <w:tcMar>
+              <w:top w:type="dxa" w:w="60"/>
+              <w:left w:type="dxa" w:w="100"/>
+              <w:bottom w:type="dxa" w:w="60"/>
+              <w:right w:type="dxa" w:w="100"/>
+            </w:tcMar>
+          </w:tcPr>
+          <w:p>
+            <w:r>
+              <w:rPr>
+                <w:sz w:val="19"/>
+                <w:szCs w:val="19"/>
+              </w:rPr>
+              <w:t xml:space="preserve">Fiziksel güvenlik</w:t>
+            </w:r>
+          </w:p>
+        </w:tc>
+      </w:tr>
+      <w:tr>
+        <w:tc>
+          <w:tcPr>
+            <w:tcW w:type="dxa" w:w="2200"/>
+            <w:shd w:fill="F7F9FC" w:val="clear"/>
+            <w:tcMar>
+              <w:top w:type="dxa" w:w="60"/>
+              <w:left w:type="dxa" w:w="100"/>
+              <w:bottom w:type="dxa" w:w="60"/>
+              <w:right w:type="dxa" w:w="100"/>
+            </w:tcMar>
+          </w:tcPr>
+          <w:p>
+            <w:r>
+              <w:rPr>
+                <w:sz w:val="19"/>
+                <w:szCs w:val="19"/>
+              </w:rPr>
+              <w:t xml:space="preserve">Marj sınırı</w:t>
+            </w:r>
+          </w:p>
+        </w:tc>
+        <w:tc>
+          <w:tcPr>
+            <w:tcW w:type="dxa" w:w="2600"/>
+            <w:shd w:fill="F7F9FC" w:val="clear"/>
+            <w:tcMar>
+              <w:top w:type="dxa" w:w="60"/>
+              <w:left w:type="dxa" w:w="100"/>
+              <w:bottom w:type="dxa" w:w="60"/>
+              <w:right w:type="dxa" w:w="100"/>
+            </w:tcMar>
+          </w:tcPr>
+          <w:p>
+            <w:r>
+              <w:rPr>
+                <w:sz w:val="19"/>
+                <w:szCs w:val="19"/>
+              </w:rPr>
+              <w:t xml:space="preserve">margin_violation_rate</w:t>
+            </w:r>
+          </w:p>
+        </w:tc>
+        <w:tc>
+          <w:tcPr>
+            <w:tcW w:type="dxa" w:w="4226"/>
+            <w:shd w:fill="F7F9FC" w:val="clear"/>
+            <w:tcMar>
+              <w:top w:type="dxa" w:w="60"/>
+              <w:left w:type="dxa" w:w="100"/>
+              <w:bottom w:type="dxa" w:w="60"/>
+              <w:right w:type="dxa" w:w="100"/>
+            </w:tcMar>
+          </w:tcPr>
+          <w:p>
+            <w:r>
+              <w:rPr>
+                <w:sz w:val="19"/>
+                <w:szCs w:val="19"/>
+              </w:rPr>
+              <w:t xml:space="preserve">Tasarım garantisi (h&lt;0)</w:t>
+            </w:r>
+          </w:p>
+        </w:tc>
+      </w:tr>
+      <w:tr>
+        <w:tc>
+          <w:tcPr>
+            <w:tcW w:type="dxa" w:w="2200"/>
+            <w:tcMar>
+              <w:top w:type="dxa" w:w="60"/>
+              <w:left w:type="dxa" w:w="100"/>
+              <w:bottom w:type="dxa" w:w="60"/>
+              <w:right w:type="dxa" w:w="100"/>
+            </w:tcMar>
+          </w:tcPr>
+          <w:p>
+            <w:r>
+              <w:rPr>
+                <w:sz w:val="19"/>
+                <w:szCs w:val="19"/>
+              </w:rPr>
+              <w:t xml:space="preserve">Feasibility sınırı</w:t>
+            </w:r>
+          </w:p>
+        </w:tc>
+        <w:tc>
+          <w:tcPr>
+            <w:tcW w:type="dxa" w:w="2600"/>
+            <w:tcMar>
+              <w:top w:type="dxa" w:w="60"/>
+              <w:left w:type="dxa" w:w="100"/>
+              <w:bottom w:type="dxa" w:w="60"/>
+              <w:right w:type="dxa" w:w="100"/>
+            </w:tcMar>
+          </w:tcPr>
+          <w:p>
+            <w:r>
+              <w:rPr>
+                <w:sz w:val="19"/>
+                <w:szCs w:val="19"/>
+              </w:rPr>
+              <w:t xml:space="preserve">delta_active_rate</w:t>
+            </w:r>
+          </w:p>
+        </w:tc>
+        <w:tc>
+          <w:tcPr>
+            <w:tcW w:type="dxa" w:w="4226"/>
+            <w:tcMar>
+              <w:top w:type="dxa" w:w="60"/>
+              <w:left w:type="dxa" w:w="100"/>
+              <w:bottom w:type="dxa" w:w="60"/>
+              <w:right w:type="dxa" w:w="100"/>
+            </w:tcMar>
+          </w:tcPr>
+          <w:p>
+            <w:r>
+              <w:rPr>
+                <w:sz w:val="19"/>
+                <w:szCs w:val="19"/>
+              </w:rPr>
+              <w:t xml:space="preserve">Aktüatör limiti bağlayıcı (İŞ 1'in δ metriği)</w:t>
+            </w:r>
+          </w:p>
+        </w:tc>
+      </w:tr>
+    </w:tbl>
+    <w:p>
+      <w:pPr>
+        <w:spacing w:after="140"/>
+      </w:pPr>
+    </w:p>
+    <w:p>
+      <w:pPr>
+        <w:pStyle w:val="Heading3"/>
+        <w:spacing w:after="100" w:before="200"/>
+      </w:pPr>
+      <w:r>
+        <w:rPr>
+          <w:b/>
+          <w:bCs/>
+          <w:color w:val="333333"/>
+          <w:sz w:val="23"/>
+          <w:szCs w:val="23"/>
+        </w:rPr>
+        <w:t xml:space="preserve">Sonuçlar (750 koşu, 0 hata, ~8 saat)</w:t>
+      </w:r>
+    </w:p>
+    <w:p>
+      <w:pPr>
+        <w:spacing w:after="120" w:line="276"/>
+      </w:pPr>
+      <w:r>
+        <w:rPr>
+          <w:sz w:val="22"/>
+          <w:szCs w:val="22"/>
+        </w:rPr>
+        <w:t xml:space="preserve">y=0.3, DCBF, slack açık, N=10/nokta:</w:t>
+      </w:r>
+    </w:p>
+    <w:p>
+      <w:pPr>
+        <w:spacing w:after="80"/>
+      </w:pPr>
+    </w:p>
+    <w:tbl>
+      <w:tblPr>
+        <w:tblW w:type="dxa" w:w="9026"/>
+        <w:tblBorders>
+          <w:top w:val="single" w:color="auto" w:sz="4"/>
+          <w:left w:val="single" w:color="auto" w:sz="4"/>
+          <w:bottom w:val="single" w:color="auto" w:sz="4"/>
+          <w:right w:val="single" w:color="auto" w:sz="4"/>
+          <w:insideH w:val="single" w:color="auto" w:sz="4"/>
+          <w:insideV w:val="single" w:color="auto" w:sz="4"/>
+        </w:tblBorders>
+      </w:tblPr>
+      <w:tblGrid>
+        <w:gridCol w:w="2000"/>
+        <w:gridCol w:w="2400"/>
+        <w:gridCol w:w="2300"/>
+        <w:gridCol w:w="2326"/>
+      </w:tblGrid>
+      <w:tr>
+        <w:trPr>
+          <w:tblHeader/>
+        </w:trPr>
+        <w:tc>
+          <w:tcPr>
+            <w:tcW w:type="dxa" w:w="2000"/>
+            <w:shd w:fill="D9E2F3" w:val="clear"/>
+            <w:tcMar>
+              <w:top w:type="dxa" w:w="60"/>
+              <w:left w:type="dxa" w:w="100"/>
+              <w:bottom w:type="dxa" w:w="60"/>
+              <w:right w:type="dxa" w:w="100"/>
+            </w:tcMar>
+          </w:tcPr>
+          <w:p>
+            <w:r>
+              <w:rPr>
+                <w:b/>
+                <w:bCs/>
+                <w:sz w:val="19"/>
+                <w:szCs w:val="19"/>
+              </w:rPr>
+              <w:t xml:space="preserve">Eksen</w:t>
+            </w:r>
+          </w:p>
+        </w:tc>
+        <w:tc>
+          <w:tcPr>
+            <w:tcW w:type="dxa" w:w="2400"/>
+            <w:shd w:fill="D9E2F3" w:val="clear"/>
+            <w:tcMar>
+              <w:top w:type="dxa" w:w="60"/>
+              <w:left w:type="dxa" w:w="100"/>
+              <w:bottom w:type="dxa" w:w="60"/>
+              <w:right w:type="dxa" w:w="100"/>
+            </w:tcMar>
+          </w:tcPr>
+          <w:p>
+            <w:r>
+              <w:rPr>
+                <w:b/>
+                <w:bCs/>
+                <w:sz w:val="19"/>
+                <w:szCs w:val="19"/>
+              </w:rPr>
+              <w:t xml:space="preserve">v_crit (çarpışma)</w:t>
+            </w:r>
+          </w:p>
+        </w:tc>
+        <w:tc>
+          <w:tcPr>
+            <w:tcW w:type="dxa" w:w="2300"/>
+            <w:shd w:fill="D9E2F3" w:val="clear"/>
+            <w:tcMar>
+              <w:top w:type="dxa" w:w="60"/>
+              <w:left w:type="dxa" w:w="100"/>
+              <w:bottom w:type="dxa" w:w="60"/>
+              <w:right w:type="dxa" w:w="100"/>
+            </w:tcMar>
+          </w:tcPr>
+          <w:p>
+            <w:r>
+              <w:rPr>
+                <w:b/>
+                <w:bCs/>
+                <w:sz w:val="19"/>
+                <w:szCs w:val="19"/>
+              </w:rPr>
+              <w:t xml:space="preserve">v_crit (marj)</w:t>
+            </w:r>
+          </w:p>
+        </w:tc>
+        <w:tc>
+          <w:tcPr>
+            <w:tcW w:type="dxa" w:w="2326"/>
+            <w:shd w:fill="D9E2F3" w:val="clear"/>
+            <w:tcMar>
+              <w:top w:type="dxa" w:w="60"/>
+              <w:left w:type="dxa" w:w="100"/>
+              <w:bottom w:type="dxa" w:w="60"/>
+              <w:right w:type="dxa" w:w="100"/>
+            </w:tcMar>
+          </w:tcPr>
+          <w:p>
+            <w:r>
+              <w:rPr>
+                <w:b/>
+                <w:bCs/>
+                <w:sz w:val="19"/>
+                <w:szCs w:val="19"/>
+              </w:rPr>
+              <w:t xml:space="preserve">v_crit (feasibility)</w:t>
+            </w:r>
+          </w:p>
+        </w:tc>
+      </w:tr>
+      <w:tr>
+        <w:tc>
+          <w:tcPr>
+            <w:tcW w:type="dxa" w:w="2000"/>
+            <w:tcMar>
+              <w:top w:type="dxa" w:w="60"/>
+              <w:left w:type="dxa" w:w="100"/>
+              <w:bottom w:type="dxa" w:w="60"/>
+              <w:right w:type="dxa" w:w="100"/>
+            </w:tcMar>
+          </w:tcPr>
+          <w:p>
+            <w:r>
+              <w:rPr>
+                <w:sz w:val="19"/>
+                <w:szCs w:val="19"/>
+              </w:rPr>
+              <w:t xml:space="preserve">w_w = 0.25</w:t>
+            </w:r>
+          </w:p>
+        </w:tc>
+        <w:tc>
+          <w:tcPr>
+            <w:tcW w:type="dxa" w:w="2400"/>
+            <w:tcMar>
+              <w:top w:type="dxa" w:w="60"/>
+              <w:left w:type="dxa" w:w="100"/>
+              <w:bottom w:type="dxa" w:w="60"/>
+              <w:right w:type="dxa" w:w="100"/>
+            </w:tcMar>
+          </w:tcPr>
+          <w:p>
+            <w:pPr>
+              <w:jc w:val="center"/>
+            </w:pPr>
+            <w:r>
+              <w:rPr>
+                <w:sz w:val="19"/>
+                <w:szCs w:val="19"/>
+              </w:rPr>
+              <w:t xml:space="preserve">1.313</w:t>
+            </w:r>
+          </w:p>
+        </w:tc>
+        <w:tc>
+          <w:tcPr>
+            <w:tcW w:type="dxa" w:w="2300"/>
+            <w:tcMar>
+              <w:top w:type="dxa" w:w="60"/>
+              <w:left w:type="dxa" w:w="100"/>
+              <w:bottom w:type="dxa" w:w="60"/>
+              <w:right w:type="dxa" w:w="100"/>
+            </w:tcMar>
+          </w:tcPr>
+          <w:p>
+            <w:pPr>
+              <w:jc w:val="center"/>
+            </w:pPr>
+            <w:r>
+              <w:rPr>
+                <w:sz w:val="19"/>
+                <w:szCs w:val="19"/>
+              </w:rPr>
+              <w:t xml:space="preserve">1.313</w:t>
+            </w:r>
+          </w:p>
+        </w:tc>
+        <w:tc>
+          <w:tcPr>
+            <w:tcW w:type="dxa" w:w="2326"/>
+            <w:tcMar>
+              <w:top w:type="dxa" w:w="60"/>
+              <w:left w:type="dxa" w:w="100"/>
+              <w:bottom w:type="dxa" w:w="60"/>
+              <w:right w:type="dxa" w:w="100"/>
+            </w:tcMar>
+          </w:tcPr>
+          <w:p>
+            <w:pPr>
+              <w:jc w:val="center"/>
+            </w:pPr>
+            <w:r>
+              <w:rPr>
+                <w:sz w:val="19"/>
+                <w:szCs w:val="19"/>
+              </w:rPr>
+              <w:t xml:space="preserve">ölçülemedi (&lt;0.6)</w:t>
+            </w:r>
+          </w:p>
+        </w:tc>
+      </w:tr>
+      <w:tr>
+        <w:tc>
+          <w:tcPr>
+            <w:tcW w:type="dxa" w:w="2000"/>
+            <w:shd w:fill="F7F9FC" w:val="clear"/>
+            <w:tcMar>
+              <w:top w:type="dxa" w:w="60"/>
+              <w:left w:type="dxa" w:w="100"/>
+              <w:bottom w:type="dxa" w:w="60"/>
+              <w:right w:type="dxa" w:w="100"/>
+            </w:tcMar>
+          </w:tcPr>
+          <w:p>
+            <w:r>
+              <w:rPr>
+                <w:sz w:val="19"/>
+                <w:szCs w:val="19"/>
+              </w:rPr>
+              <w:t xml:space="preserve">w_w = 0.5</w:t>
+            </w:r>
+          </w:p>
+        </w:tc>
+        <w:tc>
+          <w:tcPr>
+            <w:tcW w:type="dxa" w:w="2400"/>
+            <w:shd w:fill="F7F9FC" w:val="clear"/>
+            <w:tcMar>
+              <w:top w:type="dxa" w:w="60"/>
+              <w:left w:type="dxa" w:w="100"/>
+              <w:bottom w:type="dxa" w:w="60"/>
+              <w:right w:type="dxa" w:w="100"/>
+            </w:tcMar>
+          </w:tcPr>
+          <w:p>
+            <w:pPr>
+              <w:jc w:val="center"/>
+            </w:pPr>
+            <w:r>
+              <w:rPr>
+                <w:sz w:val="19"/>
+                <w:szCs w:val="19"/>
+              </w:rPr>
+              <w:t xml:space="preserve">1.296</w:t>
+            </w:r>
+          </w:p>
+        </w:tc>
+        <w:tc>
+          <w:tcPr>
+            <w:tcW w:type="dxa" w:w="2300"/>
+            <w:shd w:fill="F7F9FC" w:val="clear"/>
+            <w:tcMar>
+              <w:top w:type="dxa" w:w="60"/>
+              <w:left w:type="dxa" w:w="100"/>
+              <w:bottom w:type="dxa" w:w="60"/>
+              <w:right w:type="dxa" w:w="100"/>
+            </w:tcMar>
+          </w:tcPr>
+          <w:p>
+            <w:pPr>
+              <w:jc w:val="center"/>
+            </w:pPr>
+            <w:r>
+              <w:rPr>
+                <w:sz w:val="19"/>
+                <w:szCs w:val="19"/>
+              </w:rPr>
+              <w:t xml:space="preserve">1.296</w:t>
+            </w:r>
+          </w:p>
+        </w:tc>
+        <w:tc>
+          <w:tcPr>
+            <w:tcW w:type="dxa" w:w="2326"/>
+            <w:shd w:fill="F7F9FC" w:val="clear"/>
+            <w:tcMar>
+              <w:top w:type="dxa" w:w="60"/>
+              <w:left w:type="dxa" w:w="100"/>
+              <w:bottom w:type="dxa" w:w="60"/>
+              <w:right w:type="dxa" w:w="100"/>
+            </w:tcMar>
+          </w:tcPr>
+          <w:p>
+            <w:pPr>
+              <w:jc w:val="center"/>
+            </w:pPr>
+            <w:r>
+              <w:rPr>
+                <w:sz w:val="19"/>
+                <w:szCs w:val="19"/>
+              </w:rPr>
+              <w:t xml:space="preserve">ölçülemedi (&lt;0.6)</w:t>
+            </w:r>
+          </w:p>
+        </w:tc>
+      </w:tr>
+      <w:tr>
+        <w:tc>
+          <w:tcPr>
+            <w:tcW w:type="dxa" w:w="2000"/>
+            <w:tcMar>
+              <w:top w:type="dxa" w:w="60"/>
+              <w:left w:type="dxa" w:w="100"/>
+              <w:bottom w:type="dxa" w:w="60"/>
+              <w:right w:type="dxa" w:w="100"/>
+            </w:tcMar>
+          </w:tcPr>
+          <w:p>
+            <w:r>
+              <w:rPr>
+                <w:sz w:val="19"/>
+                <w:szCs w:val="19"/>
+              </w:rPr>
+              <w:t xml:space="preserve">w_w = 1.0</w:t>
+            </w:r>
+          </w:p>
+        </w:tc>
+        <w:tc>
+          <w:tcPr>
+            <w:tcW w:type="dxa" w:w="2400"/>
+            <w:tcMar>
+              <w:top w:type="dxa" w:w="60"/>
+              <w:left w:type="dxa" w:w="100"/>
+              <w:bottom w:type="dxa" w:w="60"/>
+              <w:right w:type="dxa" w:w="100"/>
+            </w:tcMar>
+          </w:tcPr>
+          <w:p>
+            <w:pPr>
+              <w:jc w:val="center"/>
+            </w:pPr>
+            <w:r>
+              <w:rPr>
+                <w:sz w:val="19"/>
+                <w:szCs w:val="19"/>
+              </w:rPr>
+              <w:t xml:space="preserve">1.313</w:t>
+            </w:r>
+          </w:p>
+        </w:tc>
+        <w:tc>
+          <w:tcPr>
+            <w:tcW w:type="dxa" w:w="2300"/>
+            <w:tcMar>
+              <w:top w:type="dxa" w:w="60"/>
+              <w:left w:type="dxa" w:w="100"/>
+              <w:bottom w:type="dxa" w:w="60"/>
+              <w:right w:type="dxa" w:w="100"/>
+            </w:tcMar>
+          </w:tcPr>
+          <w:p>
+            <w:pPr>
+              <w:jc w:val="center"/>
+            </w:pPr>
+            <w:r>
+              <w:rPr>
+                <w:sz w:val="19"/>
+                <w:szCs w:val="19"/>
+              </w:rPr>
+              <w:t xml:space="preserve">1.228</w:t>
+            </w:r>
+          </w:p>
+        </w:tc>
+        <w:tc>
+          <w:tcPr>
+            <w:tcW w:type="dxa" w:w="2326"/>
+            <w:tcMar>
+              <w:top w:type="dxa" w:w="60"/>
+              <w:left w:type="dxa" w:w="100"/>
+              <w:bottom w:type="dxa" w:w="60"/>
+              <w:right w:type="dxa" w:w="100"/>
+            </w:tcMar>
+          </w:tcPr>
+          <w:p>
+            <w:pPr>
+              <w:jc w:val="center"/>
+            </w:pPr>
+            <w:r>
+              <w:rPr>
+                <w:sz w:val="19"/>
+                <w:szCs w:val="19"/>
+              </w:rPr>
+              <w:t xml:space="preserve">ölçülemedi (&lt;0.6)</w:t>
+            </w:r>
+          </w:p>
+        </w:tc>
+      </w:tr>
+      <w:tr>
+        <w:tc>
+          <w:tcPr>
+            <w:tcW w:type="dxa" w:w="2000"/>
+            <w:shd w:fill="F7F9FC" w:val="clear"/>
+            <w:tcMar>
+              <w:top w:type="dxa" w:w="60"/>
+              <w:left w:type="dxa" w:w="100"/>
+              <w:bottom w:type="dxa" w:w="60"/>
+              <w:right w:type="dxa" w:w="100"/>
+            </w:tcMar>
+          </w:tcPr>
+          <w:p>
+            <w:r>
+              <w:rPr>
+                <w:sz w:val="19"/>
+                <w:szCs w:val="19"/>
+              </w:rPr>
+              <w:t xml:space="preserve">w_w = 2.0</w:t>
+            </w:r>
+          </w:p>
+        </w:tc>
+        <w:tc>
+          <w:tcPr>
+            <w:tcW w:type="dxa" w:w="2400"/>
+            <w:shd w:fill="F7F9FC" w:val="clear"/>
+            <w:tcMar>
+              <w:top w:type="dxa" w:w="60"/>
+              <w:left w:type="dxa" w:w="100"/>
+              <w:bottom w:type="dxa" w:w="60"/>
+              <w:right w:type="dxa" w:w="100"/>
+            </w:tcMar>
+          </w:tcPr>
+          <w:p>
+            <w:pPr>
+              <w:jc w:val="center"/>
+            </w:pPr>
+            <w:r>
+              <w:rPr>
+                <w:sz w:val="19"/>
+                <w:szCs w:val="19"/>
+              </w:rPr>
+              <w:t xml:space="preserve">1.260</w:t>
+            </w:r>
+          </w:p>
+        </w:tc>
+        <w:tc>
+          <w:tcPr>
+            <w:tcW w:type="dxa" w:w="2300"/>
+            <w:shd w:fill="F7F9FC" w:val="clear"/>
+            <w:tcMar>
+              <w:top w:type="dxa" w:w="60"/>
+              <w:left w:type="dxa" w:w="100"/>
+              <w:bottom w:type="dxa" w:w="60"/>
+              <w:right w:type="dxa" w:w="100"/>
+            </w:tcMar>
+          </w:tcPr>
+          <w:p>
+            <w:pPr>
+              <w:jc w:val="center"/>
+            </w:pPr>
+            <w:r>
+              <w:rPr>
+                <w:sz w:val="19"/>
+                <w:szCs w:val="19"/>
+              </w:rPr>
+              <w:t xml:space="preserve">1.163</w:t>
+            </w:r>
+          </w:p>
+        </w:tc>
+        <w:tc>
+          <w:tcPr>
+            <w:tcW w:type="dxa" w:w="2326"/>
+            <w:shd w:fill="F7F9FC" w:val="clear"/>
+            <w:tcMar>
+              <w:top w:type="dxa" w:w="60"/>
+              <w:left w:type="dxa" w:w="100"/>
+              <w:bottom w:type="dxa" w:w="60"/>
+              <w:right w:type="dxa" w:w="100"/>
+            </w:tcMar>
+          </w:tcPr>
+          <w:p>
+            <w:pPr>
+              <w:jc w:val="center"/>
+            </w:pPr>
+            <w:r>
+              <w:rPr>
+                <w:sz w:val="19"/>
+                <w:szCs w:val="19"/>
+              </w:rPr>
+              <w:t xml:space="preserve">ölçülemedi (&lt;0.6)</w:t>
+            </w:r>
+          </w:p>
+        </w:tc>
+      </w:tr>
+      <w:tr>
+        <w:tc>
+          <w:tcPr>
+            <w:tcW w:type="dxa" w:w="2000"/>
+            <w:tcMar>
+              <w:top w:type="dxa" w:w="60"/>
+              <w:left w:type="dxa" w:w="100"/>
+              <w:bottom w:type="dxa" w:w="60"/>
+              <w:right w:type="dxa" w:w="100"/>
+            </w:tcMar>
+          </w:tcPr>
+          <w:p>
+            <w:r>
+              <w:rPr>
+                <w:sz w:val="19"/>
+                <w:szCs w:val="19"/>
+              </w:rPr>
+              <w:t xml:space="preserve">α = 0.3</w:t>
+            </w:r>
+          </w:p>
+        </w:tc>
+        <w:tc>
+          <w:tcPr>
+            <w:tcW w:type="dxa" w:w="2400"/>
+            <w:tcMar>
+              <w:top w:type="dxa" w:w="60"/>
+              <w:left w:type="dxa" w:w="100"/>
+              <w:bottom w:type="dxa" w:w="60"/>
+              <w:right w:type="dxa" w:w="100"/>
+            </w:tcMar>
+          </w:tcPr>
+          <w:p>
+            <w:pPr>
+              <w:jc w:val="center"/>
+            </w:pPr>
+            <w:r>
+              <w:rPr>
+                <w:sz w:val="19"/>
+                <w:szCs w:val="19"/>
+              </w:rPr>
+              <w:t xml:space="preserve">1.100</w:t>
+            </w:r>
+          </w:p>
+        </w:tc>
+        <w:tc>
+          <w:tcPr>
+            <w:tcW w:type="dxa" w:w="2300"/>
+            <w:tcMar>
+              <w:top w:type="dxa" w:w="60"/>
+              <w:left w:type="dxa" w:w="100"/>
+              <w:bottom w:type="dxa" w:w="60"/>
+              <w:right w:type="dxa" w:w="100"/>
+            </w:tcMar>
+          </w:tcPr>
+          <w:p>
+            <w:pPr>
+              <w:jc w:val="center"/>
+            </w:pPr>
+            <w:r>
+              <w:rPr>
+                <w:sz w:val="19"/>
+                <w:szCs w:val="19"/>
+              </w:rPr>
+              <w:t xml:space="preserve">1.125</w:t>
+            </w:r>
+          </w:p>
+        </w:tc>
+        <w:tc>
+          <w:tcPr>
+            <w:tcW w:type="dxa" w:w="2326"/>
+            <w:tcMar>
+              <w:top w:type="dxa" w:w="60"/>
+              <w:left w:type="dxa" w:w="100"/>
+              <w:bottom w:type="dxa" w:w="60"/>
+              <w:right w:type="dxa" w:w="100"/>
+            </w:tcMar>
+          </w:tcPr>
+          <w:p>
+            <w:pPr>
+              <w:jc w:val="center"/>
+            </w:pPr>
+            <w:r>
+              <w:rPr>
+                <w:sz w:val="19"/>
+                <w:szCs w:val="19"/>
+              </w:rPr>
+              <w:t xml:space="preserve">ölçülemedi (&lt;0.6)</w:t>
+            </w:r>
+          </w:p>
+        </w:tc>
+      </w:tr>
+      <w:tr>
+        <w:tc>
+          <w:tcPr>
+            <w:tcW w:type="dxa" w:w="2000"/>
+            <w:shd w:fill="F7F9FC" w:val="clear"/>
+            <w:tcMar>
+              <w:top w:type="dxa" w:w="60"/>
+              <w:left w:type="dxa" w:w="100"/>
+              <w:bottom w:type="dxa" w:w="60"/>
+              <w:right w:type="dxa" w:w="100"/>
+            </w:tcMar>
+          </w:tcPr>
+          <w:p>
+            <w:r>
+              <w:rPr>
+                <w:sz w:val="19"/>
+                <w:szCs w:val="19"/>
+              </w:rPr>
+              <w:t xml:space="preserve">α = 0.5</w:t>
+            </w:r>
+          </w:p>
+        </w:tc>
+        <w:tc>
+          <w:tcPr>
+            <w:tcW w:type="dxa" w:w="2400"/>
+            <w:shd w:fill="F7F9FC" w:val="clear"/>
+            <w:tcMar>
+              <w:top w:type="dxa" w:w="60"/>
+              <w:left w:type="dxa" w:w="100"/>
+              <w:bottom w:type="dxa" w:w="60"/>
+              <w:right w:type="dxa" w:w="100"/>
+            </w:tcMar>
+          </w:tcPr>
+          <w:p>
+            <w:pPr>
+              <w:jc w:val="center"/>
+            </w:pPr>
+            <w:r>
+              <w:rPr>
+                <w:sz w:val="19"/>
+                <w:szCs w:val="19"/>
+              </w:rPr>
+              <w:t xml:space="preserve">1.200</w:t>
+            </w:r>
+          </w:p>
+        </w:tc>
+        <w:tc>
+          <w:tcPr>
+            <w:tcW w:type="dxa" w:w="2300"/>
+            <w:shd w:fill="F7F9FC" w:val="clear"/>
+            <w:tcMar>
+              <w:top w:type="dxa" w:w="60"/>
+              <w:left w:type="dxa" w:w="100"/>
+              <w:bottom w:type="dxa" w:w="60"/>
+              <w:right w:type="dxa" w:w="100"/>
+            </w:tcMar>
+          </w:tcPr>
+          <w:p>
+            <w:pPr>
+              <w:jc w:val="center"/>
+            </w:pPr>
+            <w:r>
+              <w:rPr>
+                <w:sz w:val="19"/>
+                <w:szCs w:val="19"/>
+              </w:rPr>
+              <w:t xml:space="preserve">1.163</w:t>
+            </w:r>
+          </w:p>
+        </w:tc>
+        <w:tc>
+          <w:tcPr>
+            <w:tcW w:type="dxa" w:w="2326"/>
+            <w:shd w:fill="F7F9FC" w:val="clear"/>
+            <w:tcMar>
+              <w:top w:type="dxa" w:w="60"/>
+              <w:left w:type="dxa" w:w="100"/>
+              <w:bottom w:type="dxa" w:w="60"/>
+              <w:right w:type="dxa" w:w="100"/>
+            </w:tcMar>
+          </w:tcPr>
+          <w:p>
+            <w:pPr>
+              <w:jc w:val="center"/>
+            </w:pPr>
+            <w:r>
+              <w:rPr>
+                <w:sz w:val="19"/>
+                <w:szCs w:val="19"/>
+              </w:rPr>
+              <w:t xml:space="preserve">ölçülemedi (&lt;0.6)</w:t>
+            </w:r>
+          </w:p>
+        </w:tc>
+      </w:tr>
+      <w:tr>
+        <w:tc>
+          <w:tcPr>
+            <w:tcW w:type="dxa" w:w="2000"/>
+            <w:tcMar>
+              <w:top w:type="dxa" w:w="60"/>
+              <w:left w:type="dxa" w:w="100"/>
+              <w:bottom w:type="dxa" w:w="60"/>
+              <w:right w:type="dxa" w:w="100"/>
+            </w:tcMar>
+          </w:tcPr>
+          <w:p>
+            <w:r>
+              <w:rPr>
+                <w:sz w:val="19"/>
+                <w:szCs w:val="19"/>
+              </w:rPr>
+              <w:t xml:space="preserve">α = 1.0</w:t>
+            </w:r>
+          </w:p>
+        </w:tc>
+        <w:tc>
+          <w:tcPr>
+            <w:tcW w:type="dxa" w:w="2400"/>
+            <w:tcMar>
+              <w:top w:type="dxa" w:w="60"/>
+              <w:left w:type="dxa" w:w="100"/>
+              <w:bottom w:type="dxa" w:w="60"/>
+              <w:right w:type="dxa" w:w="100"/>
+            </w:tcMar>
+          </w:tcPr>
+          <w:p>
+            <w:pPr>
+              <w:jc w:val="center"/>
+            </w:pPr>
+            <w:r>
+              <w:rPr>
+                <w:sz w:val="19"/>
+                <w:szCs w:val="19"/>
+              </w:rPr>
+              <w:t xml:space="preserve">1.313</w:t>
+            </w:r>
+          </w:p>
+        </w:tc>
+        <w:tc>
+          <w:tcPr>
+            <w:tcW w:type="dxa" w:w="2300"/>
+            <w:tcMar>
+              <w:top w:type="dxa" w:w="60"/>
+              <w:left w:type="dxa" w:w="100"/>
+              <w:bottom w:type="dxa" w:w="60"/>
+              <w:right w:type="dxa" w:w="100"/>
+            </w:tcMar>
+          </w:tcPr>
+          <w:p>
+            <w:pPr>
+              <w:jc w:val="center"/>
+            </w:pPr>
+            <w:r>
+              <w:rPr>
+                <w:sz w:val="19"/>
+                <w:szCs w:val="19"/>
+              </w:rPr>
+              <w:t xml:space="preserve">1.221</w:t>
+            </w:r>
+          </w:p>
+        </w:tc>
+        <w:tc>
+          <w:tcPr>
+            <w:tcW w:type="dxa" w:w="2326"/>
+            <w:tcMar>
+              <w:top w:type="dxa" w:w="60"/>
+              <w:left w:type="dxa" w:w="100"/>
+              <w:bottom w:type="dxa" w:w="60"/>
+              <w:right w:type="dxa" w:w="100"/>
+            </w:tcMar>
+          </w:tcPr>
+          <w:p>
+            <w:pPr>
+              <w:jc w:val="center"/>
+            </w:pPr>
+            <w:r>
+              <w:rPr>
+                <w:sz w:val="19"/>
+                <w:szCs w:val="19"/>
+              </w:rPr>
+              <w:t xml:space="preserve">ölçülemedi (&lt;0.6)</w:t>
+            </w:r>
+          </w:p>
+        </w:tc>
+      </w:tr>
+      <w:tr>
+        <w:tc>
+          <w:tcPr>
+            <w:tcW w:type="dxa" w:w="2000"/>
+            <w:shd w:fill="F7F9FC" w:val="clear"/>
+            <w:tcMar>
+              <w:top w:type="dxa" w:w="60"/>
+              <w:left w:type="dxa" w:w="100"/>
+              <w:bottom w:type="dxa" w:w="60"/>
+              <w:right w:type="dxa" w:w="100"/>
+            </w:tcMar>
+          </w:tcPr>
+          <w:p>
+            <w:r>
+              <w:rPr>
+                <w:sz w:val="19"/>
+                <w:szCs w:val="19"/>
+              </w:rPr>
+              <w:t xml:space="preserve">α = 2.0</w:t>
+            </w:r>
+          </w:p>
+        </w:tc>
+        <w:tc>
+          <w:tcPr>
+            <w:tcW w:type="dxa" w:w="2400"/>
+            <w:shd w:fill="F7F9FC" w:val="clear"/>
+            <w:tcMar>
+              <w:top w:type="dxa" w:w="60"/>
+              <w:left w:type="dxa" w:w="100"/>
+              <w:bottom w:type="dxa" w:w="60"/>
+              <w:right w:type="dxa" w:w="100"/>
+            </w:tcMar>
+          </w:tcPr>
+          <w:p>
+            <w:pPr>
+              <w:jc w:val="center"/>
+            </w:pPr>
+            <w:r>
+              <w:rPr>
+                <w:sz w:val="19"/>
+                <w:szCs w:val="19"/>
+              </w:rPr>
+              <w:t xml:space="preserve">1.069</w:t>
+            </w:r>
+          </w:p>
+        </w:tc>
+        <w:tc>
+          <w:tcPr>
+            <w:tcW w:type="dxa" w:w="2300"/>
+            <w:shd w:fill="F7F9FC" w:val="clear"/>
+            <w:tcMar>
+              <w:top w:type="dxa" w:w="60"/>
+              <w:left w:type="dxa" w:w="100"/>
+              <w:bottom w:type="dxa" w:w="60"/>
+              <w:right w:type="dxa" w:w="100"/>
+            </w:tcMar>
+          </w:tcPr>
+          <w:p>
+            <w:pPr>
+              <w:jc w:val="center"/>
+            </w:pPr>
+            <w:r>
+              <w:rPr>
+                <w:sz w:val="19"/>
+                <w:szCs w:val="19"/>
+              </w:rPr>
+              <w:t xml:space="preserve">0.947</w:t>
+            </w:r>
+          </w:p>
+        </w:tc>
+        <w:tc>
+          <w:tcPr>
+            <w:tcW w:type="dxa" w:w="2326"/>
+            <w:shd w:fill="F7F9FC" w:val="clear"/>
+            <w:tcMar>
+              <w:top w:type="dxa" w:w="60"/>
+              <w:left w:type="dxa" w:w="100"/>
+              <w:bottom w:type="dxa" w:w="60"/>
+              <w:right w:type="dxa" w:w="100"/>
+            </w:tcMar>
+          </w:tcPr>
+          <w:p>
+            <w:pPr>
+              <w:jc w:val="center"/>
+            </w:pPr>
+            <w:r>
+              <w:rPr>
+                <w:sz w:val="19"/>
+                <w:szCs w:val="19"/>
+              </w:rPr>
+              <w:t xml:space="preserve">ölçülemedi (&lt;0.6)</w:t>
+            </w:r>
+          </w:p>
+        </w:tc>
+      </w:tr>
+      <w:tr>
+        <w:tc>
+          <w:tcPr>
+            <w:tcW w:type="dxa" w:w="2000"/>
+            <w:tcMar>
+              <w:top w:type="dxa" w:w="60"/>
+              <w:left w:type="dxa" w:w="100"/>
+              <w:bottom w:type="dxa" w:w="60"/>
+              <w:right w:type="dxa" w:w="100"/>
+            </w:tcMar>
+          </w:tcPr>
+          <w:p>
+            <w:r>
+              <w:rPr>
+                <w:sz w:val="19"/>
+                <w:szCs w:val="19"/>
+              </w:rPr>
+              <w:t xml:space="preserve">L = 0.10</w:t>
+            </w:r>
+          </w:p>
+        </w:tc>
+        <w:tc>
+          <w:tcPr>
+            <w:tcW w:type="dxa" w:w="2400"/>
+            <w:tcMar>
+              <w:top w:type="dxa" w:w="60"/>
+              <w:left w:type="dxa" w:w="100"/>
+              <w:bottom w:type="dxa" w:w="60"/>
+              <w:right w:type="dxa" w:w="100"/>
+            </w:tcMar>
+          </w:tcPr>
+          <w:p>
+            <w:pPr>
+              <w:jc w:val="center"/>
+            </w:pPr>
+            <w:r>
+              <w:rPr>
+                <w:sz w:val="19"/>
+                <w:szCs w:val="19"/>
+              </w:rPr>
+              <w:t xml:space="preserve">1.313</w:t>
+            </w:r>
+          </w:p>
+        </w:tc>
+        <w:tc>
+          <w:tcPr>
+            <w:tcW w:type="dxa" w:w="2300"/>
+            <w:tcMar>
+              <w:top w:type="dxa" w:w="60"/>
+              <w:left w:type="dxa" w:w="100"/>
+              <w:bottom w:type="dxa" w:w="60"/>
+              <w:right w:type="dxa" w:w="100"/>
+            </w:tcMar>
+          </w:tcPr>
+          <w:p>
+            <w:pPr>
+              <w:jc w:val="center"/>
+            </w:pPr>
+            <w:r>
+              <w:rPr>
+                <w:sz w:val="19"/>
+                <w:szCs w:val="19"/>
+              </w:rPr>
+              <w:t xml:space="preserve">1.200</w:t>
+            </w:r>
+          </w:p>
+        </w:tc>
+        <w:tc>
+          <w:tcPr>
+            <w:tcW w:type="dxa" w:w="2326"/>
+            <w:tcMar>
+              <w:top w:type="dxa" w:w="60"/>
+              <w:left w:type="dxa" w:w="100"/>
+              <w:bottom w:type="dxa" w:w="60"/>
+              <w:right w:type="dxa" w:w="100"/>
+            </w:tcMar>
+          </w:tcPr>
+          <w:p>
+            <w:pPr>
+              <w:jc w:val="center"/>
+            </w:pPr>
+            <w:r>
+              <w:rPr>
+                <w:sz w:val="19"/>
+                <w:szCs w:val="19"/>
+              </w:rPr>
+              <w:t xml:space="preserve">ölçülemedi (&lt;0.6)</w:t>
+            </w:r>
+          </w:p>
+        </w:tc>
+      </w:tr>
+      <w:tr>
+        <w:tc>
+          <w:tcPr>
+            <w:tcW w:type="dxa" w:w="2000"/>
+            <w:shd w:fill="F7F9FC" w:val="clear"/>
+            <w:tcMar>
+              <w:top w:type="dxa" w:w="60"/>
+              <w:left w:type="dxa" w:w="100"/>
+              <w:bottom w:type="dxa" w:w="60"/>
+              <w:right w:type="dxa" w:w="100"/>
+            </w:tcMar>
+          </w:tcPr>
+          <w:p>
+            <w:r>
+              <w:rPr>
+                <w:sz w:val="19"/>
+                <w:szCs w:val="19"/>
+              </w:rPr>
+              <w:t xml:space="preserve">L = 0.20</w:t>
+            </w:r>
+          </w:p>
+        </w:tc>
+        <w:tc>
+          <w:tcPr>
+            <w:tcW w:type="dxa" w:w="2400"/>
+            <w:shd w:fill="F7F9FC" w:val="clear"/>
+            <w:tcMar>
+              <w:top w:type="dxa" w:w="60"/>
+              <w:left w:type="dxa" w:w="100"/>
+              <w:bottom w:type="dxa" w:w="60"/>
+              <w:right w:type="dxa" w:w="100"/>
+            </w:tcMar>
+          </w:tcPr>
+          <w:p>
+            <w:pPr>
+              <w:jc w:val="center"/>
+            </w:pPr>
+            <w:r>
+              <w:rPr>
+                <w:sz w:val="19"/>
+                <w:szCs w:val="19"/>
+              </w:rPr>
+              <w:t xml:space="preserve">1.313</w:t>
+            </w:r>
+          </w:p>
+        </w:tc>
+        <w:tc>
+          <w:tcPr>
+            <w:tcW w:type="dxa" w:w="2300"/>
+            <w:shd w:fill="F7F9FC" w:val="clear"/>
+            <w:tcMar>
+              <w:top w:type="dxa" w:w="60"/>
+              <w:left w:type="dxa" w:w="100"/>
+              <w:bottom w:type="dxa" w:w="60"/>
+              <w:right w:type="dxa" w:w="100"/>
+            </w:tcMar>
+          </w:tcPr>
+          <w:p>
+            <w:pPr>
+              <w:jc w:val="center"/>
+            </w:pPr>
+            <w:r>
+              <w:rPr>
+                <w:sz w:val="19"/>
+                <w:szCs w:val="19"/>
+              </w:rPr>
+              <w:t xml:space="preserve">1.322</w:t>
+            </w:r>
+          </w:p>
+        </w:tc>
+        <w:tc>
+          <w:tcPr>
+            <w:tcW w:type="dxa" w:w="2326"/>
+            <w:shd w:fill="F7F9FC" w:val="clear"/>
+            <w:tcMar>
+              <w:top w:type="dxa" w:w="60"/>
+              <w:left w:type="dxa" w:w="100"/>
+              <w:bottom w:type="dxa" w:w="60"/>
+              <w:right w:type="dxa" w:w="100"/>
+            </w:tcMar>
+          </w:tcPr>
+          <w:p>
+            <w:pPr>
+              <w:jc w:val="center"/>
+            </w:pPr>
+            <w:r>
+              <w:rPr>
+                <w:sz w:val="19"/>
+                <w:szCs w:val="19"/>
+              </w:rPr>
+              <w:t xml:space="preserve">0.638</w:t>
+            </w:r>
+          </w:p>
+        </w:tc>
+      </w:tr>
+      <w:tr>
+        <w:tc>
+          <w:tcPr>
+            <w:tcW w:type="dxa" w:w="2000"/>
+            <w:tcMar>
+              <w:top w:type="dxa" w:w="60"/>
+              <w:left w:type="dxa" w:w="100"/>
+              <w:bottom w:type="dxa" w:w="60"/>
+              <w:right w:type="dxa" w:w="100"/>
+            </w:tcMar>
+          </w:tcPr>
+          <w:p>
+            <w:r>
+              <w:rPr>
+                <w:sz w:val="19"/>
+                <w:szCs w:val="19"/>
+              </w:rPr>
+              <w:t xml:space="preserve">L = 0.30</w:t>
+            </w:r>
+          </w:p>
+        </w:tc>
+        <w:tc>
+          <w:tcPr>
+            <w:tcW w:type="dxa" w:w="2400"/>
+            <w:tcMar>
+              <w:top w:type="dxa" w:w="60"/>
+              <w:left w:type="dxa" w:w="100"/>
+              <w:bottom w:type="dxa" w:w="60"/>
+              <w:right w:type="dxa" w:w="100"/>
+            </w:tcMar>
+          </w:tcPr>
+          <w:p>
+            <w:pPr>
+              <w:jc w:val="center"/>
+            </w:pPr>
+            <w:r>
+              <w:rPr>
+                <w:sz w:val="19"/>
+                <w:szCs w:val="19"/>
+              </w:rPr>
+              <w:t xml:space="preserve">1.363</w:t>
+            </w:r>
+          </w:p>
+        </w:tc>
+        <w:tc>
+          <w:tcPr>
+            <w:tcW w:type="dxa" w:w="2300"/>
+            <w:tcMar>
+              <w:top w:type="dxa" w:w="60"/>
+              <w:left w:type="dxa" w:w="100"/>
+              <w:bottom w:type="dxa" w:w="60"/>
+              <w:right w:type="dxa" w:w="100"/>
+            </w:tcMar>
+          </w:tcPr>
+          <w:p>
+            <w:pPr>
+              <w:jc w:val="center"/>
+            </w:pPr>
+            <w:r>
+              <w:rPr>
+                <w:sz w:val="19"/>
+                <w:szCs w:val="19"/>
+              </w:rPr>
+              <w:t xml:space="preserve">ihlal yok (&gt;1.5)</w:t>
+            </w:r>
+          </w:p>
+        </w:tc>
+        <w:tc>
+          <w:tcPr>
+            <w:tcW w:type="dxa" w:w="2326"/>
+            <w:tcMar>
+              <w:top w:type="dxa" w:w="60"/>
+              <w:left w:type="dxa" w:w="100"/>
+              <w:bottom w:type="dxa" w:w="60"/>
+              <w:right w:type="dxa" w:w="100"/>
+            </w:tcMar>
+          </w:tcPr>
+          <w:p>
+            <w:pPr>
+              <w:jc w:val="center"/>
+            </w:pPr>
+            <w:r>
+              <w:rPr>
+                <w:sz w:val="19"/>
+                <w:szCs w:val="19"/>
+              </w:rPr>
+              <w:t xml:space="preserve">0.788</w:t>
+            </w:r>
+          </w:p>
+        </w:tc>
+      </w:tr>
+    </w:tbl>
+    <w:p>
+      <w:pPr>
+        <w:spacing w:after="140"/>
+      </w:pPr>
+    </w:p>
+    <w:p>
+      <w:pPr>
+        <w:pStyle w:val="Heading3"/>
+        <w:spacing w:after="100" w:before="200"/>
+      </w:pPr>
+      <w:r>
+        <w:rPr>
+          <w:b/>
+          <w:bCs/>
+          <w:color w:val="333333"/>
+          <w:sz w:val="23"/>
+          <w:szCs w:val="23"/>
+        </w:rPr>
+        <w:t xml:space="preserve">Maliyet ağırlığı (w_w): iki sınır arasındaki boşluğu açıyor</w:t>
+      </w:r>
+    </w:p>
+    <w:p>
+      <w:pPr>
+        <w:spacing w:after="120" w:line="276"/>
+      </w:pPr>
+      <w:r>
+        <w:rPr>
+          <w:sz w:val="22"/>
+          <w:szCs w:val="22"/>
+        </w:rPr>
+        <w:t xml:space="preserve">Çarpışma sınırı w_w'den neredeyse bağımsız (1.26-1.31 arası düz), ama marj sınırı w_w arttıkça (dönüş pahalılaştıkça) düşüyor (1.31 → 1.16). Sonuç: iki sınır arasındaki boşluk w_w ile açılıyor — w_w ≤ 0.5'te çakışık, w_w=2.0'da 0.10 m/s.</w:t>
+      </w:r>
+    </w:p>
+    <w:p>
+      <w:pPr>
+        <w:pBdr>
+          <w:top w:val="single" w:color="DEEBF7" w:sz="2" w:space="6"/>
+          <w:bottom w:val="single" w:color="DEEBF7" w:sz="2" w:space="6"/>
+          <w:left w:val="single" w:color="2E74B5" w:sz="18" w:space="8"/>
+          <w:right w:val="single" w:color="DEEBF7" w:sz="2" w:space="6"/>
+        </w:pBdr>
+        <w:shd w:fill="DEEBF7" w:val="clear"/>
+        <w:spacing w:after="160" w:before="120" w:line="276"/>
+      </w:pPr>
+      <w:r>
+        <w:rPr>
+          <w:sz w:val="21"/>
+          <w:szCs w:val="21"/>
+        </w:rPr>
+        <w:t xml:space="preserve">Bu, Bölüm 10.6'daki "iki ayrı sınır eğrisi" olgusunun bir TASARIM PARAMETRESİNE BAĞLI OLARAK nasıl büyüdüğünü gösteren ilk nicel kanıt. Dönüş kanalı cezalandırıldıkça CBF'in kaçış bütçesi daralıyor ve tasarım garantisi fiziksel çarpışmadan çok daha önce bozuluyor.</w:t>
+      </w:r>
+    </w:p>
+    <w:p>
+      <w:pPr>
+        <w:pStyle w:val="Heading3"/>
+        <w:spacing w:after="100" w:before="200"/>
+      </w:pPr>
+      <w:r>
+        <w:rPr>
+          <w:b/>
+          <w:bCs/>
+          <w:color w:val="333333"/>
+          <w:sz w:val="23"/>
+          <w:szCs w:val="23"/>
+        </w:rPr>
+        <w:t xml:space="preserve">α taraması: mevcut varsayılan ampirik olarak optimal çıktı</w:t>
+      </w:r>
+    </w:p>
+    <w:p>
+      <w:pPr>
+        <w:spacing w:after="120" w:line="276"/>
+      </w:pPr>
+      <w:r>
+        <w:rPr>
+          <w:sz w:val="22"/>
+          <w:szCs w:val="22"/>
+        </w:rPr>
+        <w:t xml:space="preserve">v_crit(α) MONOTON DEĞİL — iç bükey bir tepe noktası var, tam α=1.0'da. Küçük α (0.3/0.5, erken ve yumuşak müdahale) sınırı düşürüyor (1.10/1.20); büyük α (2.0, geç ve sert müdahale) daha da düşürüyor (1.069, marj için 0.947). α=1.0'da hem çarpışma hem marj sınırı en yüksek.</w:t>
+      </w:r>
+    </w:p>
+    <w:p>
+      <w:pPr>
+        <w:pBdr>
+          <w:top w:val="single" w:color="FFF2CC" w:sz="2" w:space="6"/>
+          <w:bottom w:val="single" w:color="FFF2CC" w:sz="2" w:space="6"/>
+          <w:left w:val="single" w:color="BF8F00" w:sz="18" w:space="8"/>
+          <w:right w:val="single" w:color="FFF2CC" w:sz="2" w:space="6"/>
+        </w:pBdr>
+        <w:shd w:fill="FFF2CC" w:val="clear"/>
+        <w:spacing w:after="160" w:before="120" w:line="276"/>
+      </w:pPr>
+      <w:r>
+        <w:rPr>
+          <w:sz w:val="21"/>
+          <w:szCs w:val="21"/>
+        </w:rPr>
+        <w:t xml:space="preserve">Bu, savunmada beklenen "α'yı neden 1.0 seçtiniz?" sorusuna ölçülmüş cevap. Şimdiye kadar α=1.0 gerekçelendirilmemiş bir varsayımdı; artık test edilen aralıkta optimal olduğu gösterildi.</w:t>
+      </w:r>
+    </w:p>
+    <w:p>
+      <w:pPr>
+        <w:pStyle w:val="Heading3"/>
+        <w:spacing w:after="100" w:before="200"/>
+      </w:pPr>
+      <w:r>
+        <w:rPr>
+          <w:b/>
+          <w:bCs/>
+          <w:color w:val="333333"/>
+          <w:sz w:val="23"/>
+          <w:szCs w:val="23"/>
+        </w:rPr>
+        <w:t xml:space="preserve">Lookahead kolu (L): d_safe tanımı sorunu ve çözümü</w:t>
+      </w:r>
+    </w:p>
+    <w:p>
+      <w:pPr>
+        <w:spacing w:after="120" w:line="276"/>
+      </w:pPr>
+      <w:r>
+        <w:rPr>
+          <w:sz w:val="22"/>
+          <w:szCs w:val="22"/>
+        </w:rPr>
+        <w:t xml:space="preserve">L'yi taramak bir tuzak içeriyor: d_safe = temas_mesafesi + L + marj formülü nedeniyle L değiştiğinde GÜVENLİK TANIMI da değişir, yani farklı L değerleri farklı FİLTRELERİ değil farklı PROBLEMLERİ karşılaştırmış olur.</w:t>
+      </w:r>
+    </w:p>
+    <w:p>
+      <w:pPr>
+        <w:spacing w:after="120" w:line="276"/>
+      </w:pPr>
+      <w:r>
+        <w:rPr>
+          <w:sz w:val="22"/>
+          <w:szCs w:val="22"/>
+        </w:rPr>
+        <w:t xml:space="preserve">Çözüm olarak d_safe_mode bayrağı eklendi. Bu kampanya "fixed" modda koşuldu: d_safe sabit (0.5237), sadece filtre yapısı (L) değişiyor — aynı güvenlik spesifikasyonu, farklı formülasyon.</w:t>
+      </w:r>
+    </w:p>
+    <w:p>
+      <w:pPr>
+        <w:spacing w:after="120" w:line="276"/>
+      </w:pPr>
+      <w:r>
+        <w:rPr>
+          <w:sz w:val="22"/>
+          <w:szCs w:val="22"/>
+        </w:rPr>
+        <w:t xml:space="preserve">L arttıkça üç sınır da iyileşiyor; en çarpıcısı feasibility sınırı (&lt;0.6 → 0.638 → 0.788). Mekanizma açık: daha uzun kol, aynı ω için daha fazla yanal manevra kapasitesi demek (kaçış hızı L·ω). L=0.30'da marj test aralığında hiç ihlal edilmedi.</w:t>
+      </w:r>
+    </w:p>
+    <w:p>
+      <w:pPr>
+        <w:pBdr>
+          <w:top w:val="single" w:color="FBE4E4" w:sz="2" w:space="6"/>
+          <w:bottom w:val="single" w:color="FBE4E4" w:sz="2" w:space="6"/>
+          <w:left w:val="single" w:color="C00000" w:sz="18" w:space="8"/>
+          <w:right w:val="single" w:color="FBE4E4" w:sz="2" w:space="6"/>
+        </w:pBdr>
+        <w:shd w:fill="FBE4E4" w:val="clear"/>
+        <w:spacing w:after="160" w:before="120" w:line="276"/>
+      </w:pPr>
+      <w:r>
+        <w:rPr>
+          <w:sz w:val="21"/>
+          <w:szCs w:val="21"/>
+        </w:rPr>
+        <w:t xml:space="preserve">DÜRÜSTLÜK NOTU — bu bir "garanti" değil: L=0.30 + sabit d_safe'te gövde marjı (0.5237 − 0.30 = 0.2237 m) temas mesafesinin (0.3737 m) ALTINA düşüyor. Yani h ≥ 0 artık kanıt düzeyinde temasa karşı güvence VERMİYOR. Bu aralıkta ampirik olarak çarpışma görülmedi, ama tez metnine "garanti var" değil "test edilen aralıkta çarpışma gözlenmedi" diye yazılmalı.</w:t>
+      </w:r>
+    </w:p>
+    <w:p>
+      <w:pPr>
+        <w:pStyle w:val="Heading3"/>
+        <w:spacing w:after="100" w:before="200"/>
+      </w:pPr>
+      <w:r>
+        <w:rPr>
+          <w:b/>
+          <w:bCs/>
+          <w:color w:val="333333"/>
+          <w:sz w:val="23"/>
+          <w:szCs w:val="23"/>
+        </w:rPr>
+        <w:t xml:space="preserve">Ortak sınırlama: feasibility sınırı çoğunlukla ölçülemedi</w:t>
+      </w:r>
+    </w:p>
+    <w:p>
+      <w:pPr>
+        <w:spacing w:after="120" w:line="276"/>
+      </w:pPr>
+      <w:r>
+        <w:rPr>
+          <w:sz w:val="22"/>
+          <w:szCs w:val="22"/>
+        </w:rPr>
+        <w:t xml:space="preserve">11 hücrenin 9'unda delta_active_rate "ALL_ABOVE" çıktı — yani feasibility sınırı, kaba taramanın en düşük noktası olan v=0.6'nın bile altında. Gerçek v_crit bilinmiyor, sadece "&lt;0.6" biliniyor. Üç sınır eğrisinden biri bu yüzden şu an eksik veri. Düzeltme kampanyası kuruldu: kaba tarama aralığı [0.3, 0.45, 0.6, 0.9]'a çekildi ve sadece bu metrik aranıyor.</w:t>
       </w:r>
     </w:p>
     <w:p>
